--- a/data/outputs/v2/Core_Mathematics/SS3.1_Statistics_I/Core_Mathematics_Statistics_I_SummaryTable.docx
+++ b/data/outputs/v2/Core_Mathematics/SS3.1_Statistics_I/Core_Mathematics_Statistics_I_SummaryTable.docx
@@ -38,6 +38,177 @@
           <w:szCs w:val="22"/>
         </w:rPr>
         <w:t xml:space="preserve">Sub-Strand 3.1: Statistics I — Teacher Reference (Pre-filled)</w:t>
+      </w:r>
+    </w:p>
+    <w:p>
+      <w:pPr>
+        <w:spacing w:after="80" w:before="120"/>
+      </w:pPr>
+      <w:r>
+        <w:rPr>
+          <w:rFonts w:ascii="Arial" w:cs="Arial" w:eastAsia="Arial" w:hAnsi="Arial"/>
+          <w:b/>
+          <w:bCs/>
+          <w:color w:val="1F3864"/>
+          <w:sz w:val="20"/>
+          <w:szCs w:val="20"/>
+        </w:rPr>
+        <w:t xml:space="preserve">ATTRIBUTION AND LICENSING</w:t>
+      </w:r>
+    </w:p>
+    <w:p>
+      <w:pPr>
+        <w:spacing w:after="60" w:before="0"/>
+      </w:pPr>
+      <w:r>
+        <w:rPr>
+          <w:rFonts w:ascii="Arial" w:cs="Arial" w:eastAsia="Arial" w:hAnsi="Arial"/>
+          <w:b/>
+          <w:bCs/>
+          <w:sz w:val="17"/>
+          <w:szCs w:val="17"/>
+        </w:rPr>
+        <w:t xml:space="preserve">Curriculum Alignment: </w:t>
+      </w:r>
+      <w:r>
+        <w:rPr>
+          <w:rFonts w:ascii="Arial" w:cs="Arial" w:eastAsia="Arial" w:hAnsi="Arial"/>
+          <w:sz w:val="17"/>
+          <w:szCs w:val="17"/>
+        </w:rPr>
+        <w:t xml:space="preserve">Structured in pedagogical alignment with the competence-based curriculum format and learning outcomes established by the Kenya Institute of Curriculum Development (KICD). This material is independently developed and is not officially endorsed or published by KICD.</w:t>
+      </w:r>
+    </w:p>
+    <w:p>
+      <w:pPr>
+        <w:spacing w:after="60" w:before="0"/>
+      </w:pPr>
+      <w:r>
+        <w:rPr>
+          <w:rFonts w:ascii="Arial" w:cs="Arial" w:eastAsia="Arial" w:hAnsi="Arial"/>
+          <w:b/>
+          <w:bCs/>
+          <w:sz w:val="17"/>
+          <w:szCs w:val="17"/>
+        </w:rPr>
+        <w:t xml:space="preserve">Content &amp; Pedagogy: </w:t>
+      </w:r>
+      <w:r>
+        <w:rPr>
+          <w:rFonts w:ascii="Arial" w:cs="Arial" w:eastAsia="Arial" w:hAnsi="Arial"/>
+          <w:sz w:val="17"/>
+          <w:szCs w:val="17"/>
+        </w:rPr>
+        <w:t xml:space="preserve">Developed and adapted by the educator team at SeaVuria (registered 501(c)(3) in the United States and registered NGO in Kenya, No. 872-850A-BF11), who designed the pedagogical framework, lesson templates and exemplar lessons on which this material is based.</w:t>
+      </w:r>
+    </w:p>
+    <w:p>
+      <w:pPr>
+        <w:spacing w:after="60" w:before="0"/>
+      </w:pPr>
+      <w:r>
+        <w:rPr>
+          <w:rFonts w:ascii="Arial" w:cs="Arial" w:eastAsia="Arial" w:hAnsi="Arial"/>
+          <w:b/>
+          <w:bCs/>
+          <w:sz w:val="17"/>
+          <w:szCs w:val="17"/>
+        </w:rPr>
+        <w:t xml:space="preserve">Production &amp; Layout: </w:t>
+      </w:r>
+      <w:r>
+        <w:rPr>
+          <w:rFonts w:ascii="Arial" w:cs="Arial" w:eastAsia="Arial" w:hAnsi="Arial"/>
+          <w:sz w:val="17"/>
+          <w:szCs w:val="17"/>
+        </w:rPr>
+        <w:t xml:space="preserve">Educational design and curriculum sequencing by SeaVuria. Technical layout, structural formatting, and digital optimization/implementation executed in partnership with ARES Education (registered 501(c)(3) in the United States and Canada (as Afretech Aid) and registered NGO in Kenya), with lesson drafting and compilation assisted by AI (Claude, Anthropic).</w:t>
+      </w:r>
+    </w:p>
+    <w:p>
+      <w:pPr>
+        <w:pBdr>
+          <w:bottom w:val="single" w:color="1F3864" w:sz="6" w:space="6"/>
+        </w:pBdr>
+        <w:spacing w:after="60" w:before="0"/>
+      </w:pPr>
+      <w:r>
+        <w:rPr>
+          <w:rFonts w:ascii="Arial" w:cs="Arial" w:eastAsia="Arial" w:hAnsi="Arial"/>
+          <w:b/>
+          <w:bCs/>
+          <w:sz w:val="17"/>
+          <w:szCs w:val="17"/>
+        </w:rPr>
+        <w:t xml:space="preserve">Licensing &amp; Copyright: </w:t>
+      </w:r>
+      <w:r>
+        <w:rPr>
+          <w:rFonts w:ascii="Arial" w:cs="Arial" w:eastAsia="Arial" w:hAnsi="Arial"/>
+          <w:sz w:val="17"/>
+          <w:szCs w:val="17"/>
+        </w:rPr>
+        <w:t xml:space="preserve">© 2026 SeaVuria and ARES. This work is licensed under a </w:t>
+      </w:r>
+      <w:hyperlink w:history="1" r:id="rIdgjd01dnxuj_ochsemxuck">
+        <w:r>
+          <w:rPr>
+            <w:rFonts w:ascii="Arial" w:cs="Arial" w:eastAsia="Arial" w:hAnsi="Arial"/>
+            <w:color w:val="1F6B75"/>
+            <w:sz w:val="17"/>
+            <w:szCs w:val="17"/>
+            <w:u w:val="single" w:color="1F6B75"/>
+          </w:rPr>
+          <w:t xml:space="preserve">Creative Commons Attribution-NonCommercial 4.0 International License</w:t>
+        </w:r>
+      </w:hyperlink>
+      <w:r>
+        <w:rPr>
+          <w:rFonts w:ascii="Arial" w:cs="Arial" w:eastAsia="Arial" w:hAnsi="Arial"/>
+          <w:sz w:val="17"/>
+          <w:szCs w:val="17"/>
+        </w:rPr>
+        <w:t xml:space="preserve"> (</w:t>
+      </w:r>
+      <w:hyperlink w:history="1" r:id="rId1yv6wnoy935etcdgz_g2w">
+        <w:r>
+          <w:rPr>
+            <w:rFonts w:ascii="Arial" w:cs="Arial" w:eastAsia="Arial" w:hAnsi="Arial"/>
+            <w:color w:val="1F6B75"/>
+            <w:sz w:val="17"/>
+            <w:szCs w:val="17"/>
+            <w:u w:val="single" w:color="1F6B75"/>
+          </w:rPr>
+          <w:t xml:space="preserve">CC BY-NC 4.0</w:t>
+        </w:r>
+      </w:hyperlink>
+      <w:r>
+        <w:rPr>
+          <w:rFonts w:ascii="Arial" w:cs="Arial" w:eastAsia="Arial" w:hAnsi="Arial"/>
+          <w:sz w:val="17"/>
+          <w:szCs w:val="17"/>
+        </w:rPr>
+        <w:t xml:space="preserve">). To view a copy of this license, visit </w:t>
+      </w:r>
+      <w:hyperlink w:history="1" r:id="rIdxn0dowpavflzwrmfq0uqq">
+        <w:r>
+          <w:rPr>
+            <w:rFonts w:ascii="Arial" w:cs="Arial" w:eastAsia="Arial" w:hAnsi="Arial"/>
+            <w:color w:val="1F6B75"/>
+            <w:sz w:val="17"/>
+            <w:szCs w:val="17"/>
+            <w:u w:val="single" w:color="1F6B75"/>
+          </w:rPr>
+          <w:t xml:space="preserve">https://creativecommons.org/licenses/by-nc/4.0/</w:t>
+        </w:r>
+      </w:hyperlink>
+      <w:r>
+        <w:rPr>
+          <w:rFonts w:ascii="Arial" w:cs="Arial" w:eastAsia="Arial" w:hAnsi="Arial"/>
+          <w:sz w:val="17"/>
+          <w:szCs w:val="17"/>
+        </w:rPr>
+        <w:t xml:space="preserve">. You are free to copy, redistribute, and adapt this material in any medium or format, provided appropriate credit is given and the material is not used for commercial purposes. KICD learning outcomes and curriculum designations reproduced here for alignment purposes remain the property of KICD and are not covered by this license. Linked external resources (e.g. CK-12, Khan Academy, PhET) are subject to their own licenses.</w:t>
       </w:r>
     </w:p>
     <w:p>

--- a/data/outputs/v2/Core_Mathematics/SS3.1_Statistics_I/Core_Mathematics_Statistics_I_SummaryTable.docx
+++ b/data/outputs/v2/Core_Mathematics/SS3.1_Statistics_I/Core_Mathematics_Statistics_I_SummaryTable.docx
@@ -38,177 +38,6 @@
           <w:szCs w:val="22"/>
         </w:rPr>
         <w:t xml:space="preserve">Sub-Strand 3.1: Statistics I — Teacher Reference (Pre-filled)</w:t>
-      </w:r>
-    </w:p>
-    <w:p>
-      <w:pPr>
-        <w:spacing w:after="80" w:before="120"/>
-      </w:pPr>
-      <w:r>
-        <w:rPr>
-          <w:rFonts w:ascii="Arial" w:cs="Arial" w:eastAsia="Arial" w:hAnsi="Arial"/>
-          <w:b/>
-          <w:bCs/>
-          <w:color w:val="1F3864"/>
-          <w:sz w:val="20"/>
-          <w:szCs w:val="20"/>
-        </w:rPr>
-        <w:t xml:space="preserve">ATTRIBUTION AND LICENSING</w:t>
-      </w:r>
-    </w:p>
-    <w:p>
-      <w:pPr>
-        <w:spacing w:after="60" w:before="0"/>
-      </w:pPr>
-      <w:r>
-        <w:rPr>
-          <w:rFonts w:ascii="Arial" w:cs="Arial" w:eastAsia="Arial" w:hAnsi="Arial"/>
-          <w:b/>
-          <w:bCs/>
-          <w:sz w:val="17"/>
-          <w:szCs w:val="17"/>
-        </w:rPr>
-        <w:t xml:space="preserve">Curriculum Alignment: </w:t>
-      </w:r>
-      <w:r>
-        <w:rPr>
-          <w:rFonts w:ascii="Arial" w:cs="Arial" w:eastAsia="Arial" w:hAnsi="Arial"/>
-          <w:sz w:val="17"/>
-          <w:szCs w:val="17"/>
-        </w:rPr>
-        <w:t xml:space="preserve">Structured in pedagogical alignment with the competence-based curriculum format and learning outcomes established by the Kenya Institute of Curriculum Development (KICD). This material is independently developed and is not officially endorsed or published by KICD.</w:t>
-      </w:r>
-    </w:p>
-    <w:p>
-      <w:pPr>
-        <w:spacing w:after="60" w:before="0"/>
-      </w:pPr>
-      <w:r>
-        <w:rPr>
-          <w:rFonts w:ascii="Arial" w:cs="Arial" w:eastAsia="Arial" w:hAnsi="Arial"/>
-          <w:b/>
-          <w:bCs/>
-          <w:sz w:val="17"/>
-          <w:szCs w:val="17"/>
-        </w:rPr>
-        <w:t xml:space="preserve">Content &amp; Pedagogy: </w:t>
-      </w:r>
-      <w:r>
-        <w:rPr>
-          <w:rFonts w:ascii="Arial" w:cs="Arial" w:eastAsia="Arial" w:hAnsi="Arial"/>
-          <w:sz w:val="17"/>
-          <w:szCs w:val="17"/>
-        </w:rPr>
-        <w:t xml:space="preserve">Developed and adapted by the educator team at SeaVuria (registered 501(c)(3) in the United States and registered NGO in Kenya, No. 872-850A-BF11), who designed the pedagogical framework, lesson templates and exemplar lessons on which this material is based.</w:t>
-      </w:r>
-    </w:p>
-    <w:p>
-      <w:pPr>
-        <w:spacing w:after="60" w:before="0"/>
-      </w:pPr>
-      <w:r>
-        <w:rPr>
-          <w:rFonts w:ascii="Arial" w:cs="Arial" w:eastAsia="Arial" w:hAnsi="Arial"/>
-          <w:b/>
-          <w:bCs/>
-          <w:sz w:val="17"/>
-          <w:szCs w:val="17"/>
-        </w:rPr>
-        <w:t xml:space="preserve">Production &amp; Layout: </w:t>
-      </w:r>
-      <w:r>
-        <w:rPr>
-          <w:rFonts w:ascii="Arial" w:cs="Arial" w:eastAsia="Arial" w:hAnsi="Arial"/>
-          <w:sz w:val="17"/>
-          <w:szCs w:val="17"/>
-        </w:rPr>
-        <w:t xml:space="preserve">Educational design and curriculum sequencing by SeaVuria. Technical layout, structural formatting, and digital optimization/implementation executed in partnership with ARES Education (registered 501(c)(3) in the United States and Canada (as Afretech Aid) and registered NGO in Kenya), with lesson drafting and compilation assisted by AI (Claude, Anthropic).</w:t>
-      </w:r>
-    </w:p>
-    <w:p>
-      <w:pPr>
-        <w:pBdr>
-          <w:bottom w:val="single" w:color="1F3864" w:sz="6" w:space="6"/>
-        </w:pBdr>
-        <w:spacing w:after="60" w:before="0"/>
-      </w:pPr>
-      <w:r>
-        <w:rPr>
-          <w:rFonts w:ascii="Arial" w:cs="Arial" w:eastAsia="Arial" w:hAnsi="Arial"/>
-          <w:b/>
-          <w:bCs/>
-          <w:sz w:val="17"/>
-          <w:szCs w:val="17"/>
-        </w:rPr>
-        <w:t xml:space="preserve">Licensing &amp; Copyright: </w:t>
-      </w:r>
-      <w:r>
-        <w:rPr>
-          <w:rFonts w:ascii="Arial" w:cs="Arial" w:eastAsia="Arial" w:hAnsi="Arial"/>
-          <w:sz w:val="17"/>
-          <w:szCs w:val="17"/>
-        </w:rPr>
-        <w:t xml:space="preserve">© 2026 SeaVuria and ARES. This work is licensed under a </w:t>
-      </w:r>
-      <w:hyperlink w:history="1" r:id="rIdgjd01dnxuj_ochsemxuck">
-        <w:r>
-          <w:rPr>
-            <w:rFonts w:ascii="Arial" w:cs="Arial" w:eastAsia="Arial" w:hAnsi="Arial"/>
-            <w:color w:val="1F6B75"/>
-            <w:sz w:val="17"/>
-            <w:szCs w:val="17"/>
-            <w:u w:val="single" w:color="1F6B75"/>
-          </w:rPr>
-          <w:t xml:space="preserve">Creative Commons Attribution-NonCommercial 4.0 International License</w:t>
-        </w:r>
-      </w:hyperlink>
-      <w:r>
-        <w:rPr>
-          <w:rFonts w:ascii="Arial" w:cs="Arial" w:eastAsia="Arial" w:hAnsi="Arial"/>
-          <w:sz w:val="17"/>
-          <w:szCs w:val="17"/>
-        </w:rPr>
-        <w:t xml:space="preserve"> (</w:t>
-      </w:r>
-      <w:hyperlink w:history="1" r:id="rId1yv6wnoy935etcdgz_g2w">
-        <w:r>
-          <w:rPr>
-            <w:rFonts w:ascii="Arial" w:cs="Arial" w:eastAsia="Arial" w:hAnsi="Arial"/>
-            <w:color w:val="1F6B75"/>
-            <w:sz w:val="17"/>
-            <w:szCs w:val="17"/>
-            <w:u w:val="single" w:color="1F6B75"/>
-          </w:rPr>
-          <w:t xml:space="preserve">CC BY-NC 4.0</w:t>
-        </w:r>
-      </w:hyperlink>
-      <w:r>
-        <w:rPr>
-          <w:rFonts w:ascii="Arial" w:cs="Arial" w:eastAsia="Arial" w:hAnsi="Arial"/>
-          <w:sz w:val="17"/>
-          <w:szCs w:val="17"/>
-        </w:rPr>
-        <w:t xml:space="preserve">). To view a copy of this license, visit </w:t>
-      </w:r>
-      <w:hyperlink w:history="1" r:id="rIdxn0dowpavflzwrmfq0uqq">
-        <w:r>
-          <w:rPr>
-            <w:rFonts w:ascii="Arial" w:cs="Arial" w:eastAsia="Arial" w:hAnsi="Arial"/>
-            <w:color w:val="1F6B75"/>
-            <w:sz w:val="17"/>
-            <w:szCs w:val="17"/>
-            <w:u w:val="single" w:color="1F6B75"/>
-          </w:rPr>
-          <w:t xml:space="preserve">https://creativecommons.org/licenses/by-nc/4.0/</w:t>
-        </w:r>
-      </w:hyperlink>
-      <w:r>
-        <w:rPr>
-          <w:rFonts w:ascii="Arial" w:cs="Arial" w:eastAsia="Arial" w:hAnsi="Arial"/>
-          <w:sz w:val="17"/>
-          <w:szCs w:val="17"/>
-        </w:rPr>
-        <w:t xml:space="preserve">. You are free to copy, redistribute, and adapt this material in any medium or format, provided appropriate credit is given and the material is not used for commercial purposes. KICD learning outcomes and curriculum designations reproduced here for alignment purposes remain the property of KICD and are not covered by this license. Linked external resources (e.g. CK-12, Khan Academy, PhET) are subject to their own licenses.</w:t>
       </w:r>
     </w:p>
     <w:p>
@@ -1848,6 +1677,185 @@
         </w:tc>
       </w:tr>
     </w:tbl>
+    <w:p>
+      <w:pPr>
+        <w:spacing w:after="120"/>
+      </w:pPr>
+      <w:r>
+        <w:t xml:space="preserve"/>
+      </w:r>
+    </w:p>
+    <w:p>
+      <w:pPr>
+        <w:spacing w:after="80" w:before="120"/>
+      </w:pPr>
+      <w:r>
+        <w:rPr>
+          <w:rFonts w:ascii="Arial" w:cs="Arial" w:eastAsia="Arial" w:hAnsi="Arial"/>
+          <w:b/>
+          <w:bCs/>
+          <w:color w:val="1F3864"/>
+          <w:sz w:val="20"/>
+          <w:szCs w:val="20"/>
+        </w:rPr>
+        <w:t xml:space="preserve">ATTRIBUTION AND LICENSING</w:t>
+      </w:r>
+    </w:p>
+    <w:p>
+      <w:pPr>
+        <w:spacing w:after="60" w:before="0"/>
+      </w:pPr>
+      <w:r>
+        <w:rPr>
+          <w:rFonts w:ascii="Arial" w:cs="Arial" w:eastAsia="Arial" w:hAnsi="Arial"/>
+          <w:b/>
+          <w:bCs/>
+          <w:sz w:val="17"/>
+          <w:szCs w:val="17"/>
+        </w:rPr>
+        <w:t xml:space="preserve">Curriculum Alignment: </w:t>
+      </w:r>
+      <w:r>
+        <w:rPr>
+          <w:rFonts w:ascii="Arial" w:cs="Arial" w:eastAsia="Arial" w:hAnsi="Arial"/>
+          <w:sz w:val="17"/>
+          <w:szCs w:val="17"/>
+        </w:rPr>
+        <w:t xml:space="preserve">Structured in pedagogical alignment with the competence-based curriculum format and learning outcomes established by the Kenya Institute of Curriculum Development (KICD). This material is independently developed and is not officially endorsed or published by KICD.</w:t>
+      </w:r>
+    </w:p>
+    <w:p>
+      <w:pPr>
+        <w:spacing w:after="60" w:before="0"/>
+      </w:pPr>
+      <w:r>
+        <w:rPr>
+          <w:rFonts w:ascii="Arial" w:cs="Arial" w:eastAsia="Arial" w:hAnsi="Arial"/>
+          <w:b/>
+          <w:bCs/>
+          <w:sz w:val="17"/>
+          <w:szCs w:val="17"/>
+        </w:rPr>
+        <w:t xml:space="preserve">Content &amp; Pedagogy: </w:t>
+      </w:r>
+      <w:r>
+        <w:rPr>
+          <w:rFonts w:ascii="Arial" w:cs="Arial" w:eastAsia="Arial" w:hAnsi="Arial"/>
+          <w:sz w:val="17"/>
+          <w:szCs w:val="17"/>
+        </w:rPr>
+        <w:t xml:space="preserve">Developed and adapted by the educator team at SeaVuria (registered 501(c)(3) in the United States and registered NGO in Kenya, No. 872-850A-BF11), who designed the pedagogical framework, lesson templates and exemplar lessons on which this material is based.</w:t>
+      </w:r>
+    </w:p>
+    <w:p>
+      <w:pPr>
+        <w:spacing w:after="60" w:before="0"/>
+      </w:pPr>
+      <w:r>
+        <w:rPr>
+          <w:rFonts w:ascii="Arial" w:cs="Arial" w:eastAsia="Arial" w:hAnsi="Arial"/>
+          <w:b/>
+          <w:bCs/>
+          <w:sz w:val="17"/>
+          <w:szCs w:val="17"/>
+        </w:rPr>
+        <w:t xml:space="preserve">Production &amp; Layout: </w:t>
+      </w:r>
+      <w:r>
+        <w:rPr>
+          <w:rFonts w:ascii="Arial" w:cs="Arial" w:eastAsia="Arial" w:hAnsi="Arial"/>
+          <w:sz w:val="17"/>
+          <w:szCs w:val="17"/>
+        </w:rPr>
+        <w:t xml:space="preserve">Educational design and curriculum sequencing by SeaVuria. Technical layout, structural formatting, and digital optimization/implementation executed in partnership with ARES Education (registered 501(c)(3) in the United States and Canada (as Afretech Aid) and registered NGO in Kenya), with lesson drafting and compilation assisted by AI (Claude, Anthropic).</w:t>
+      </w:r>
+    </w:p>
+    <w:p>
+      <w:pPr>
+        <w:pBdr>
+          <w:bottom w:val="single" w:color="1F3864" w:sz="6" w:space="6"/>
+        </w:pBdr>
+        <w:spacing w:after="60" w:before="0"/>
+      </w:pPr>
+      <w:r>
+        <w:rPr>
+          <w:rFonts w:ascii="Arial" w:cs="Arial" w:eastAsia="Arial" w:hAnsi="Arial"/>
+          <w:b/>
+          <w:bCs/>
+          <w:sz w:val="17"/>
+          <w:szCs w:val="17"/>
+        </w:rPr>
+        <w:t xml:space="preserve">Licensing &amp; Copyright: </w:t>
+      </w:r>
+      <w:r>
+        <w:rPr>
+          <w:rFonts w:ascii="Arial" w:cs="Arial" w:eastAsia="Arial" w:hAnsi="Arial"/>
+          <w:sz w:val="17"/>
+          <w:szCs w:val="17"/>
+        </w:rPr>
+        <w:t xml:space="preserve">© 2026 SeaVuria and ARES. This work is licensed under a </w:t>
+      </w:r>
+      <w:hyperlink w:history="1" r:id="rIdgpsykhgb4mlhfteg4s1ls">
+        <w:r>
+          <w:rPr>
+            <w:rFonts w:ascii="Arial" w:cs="Arial" w:eastAsia="Arial" w:hAnsi="Arial"/>
+            <w:color w:val="1F6B75"/>
+            <w:sz w:val="17"/>
+            <w:szCs w:val="17"/>
+            <w:u w:val="single" w:color="1F6B75"/>
+          </w:rPr>
+          <w:t xml:space="preserve">Creative Commons Attribution-NonCommercial 4.0 International License</w:t>
+        </w:r>
+      </w:hyperlink>
+      <w:r>
+        <w:rPr>
+          <w:rFonts w:ascii="Arial" w:cs="Arial" w:eastAsia="Arial" w:hAnsi="Arial"/>
+          <w:sz w:val="17"/>
+          <w:szCs w:val="17"/>
+        </w:rPr>
+        <w:t xml:space="preserve"> (</w:t>
+      </w:r>
+      <w:hyperlink w:history="1" r:id="rId3u4yvhfmucgfoqql_v4vp">
+        <w:r>
+          <w:rPr>
+            <w:rFonts w:ascii="Arial" w:cs="Arial" w:eastAsia="Arial" w:hAnsi="Arial"/>
+            <w:color w:val="1F6B75"/>
+            <w:sz w:val="17"/>
+            <w:szCs w:val="17"/>
+            <w:u w:val="single" w:color="1F6B75"/>
+          </w:rPr>
+          <w:t xml:space="preserve">CC BY-NC 4.0</w:t>
+        </w:r>
+      </w:hyperlink>
+      <w:r>
+        <w:rPr>
+          <w:rFonts w:ascii="Arial" w:cs="Arial" w:eastAsia="Arial" w:hAnsi="Arial"/>
+          <w:sz w:val="17"/>
+          <w:szCs w:val="17"/>
+        </w:rPr>
+        <w:t xml:space="preserve">). To view a copy of this license, visit </w:t>
+      </w:r>
+      <w:hyperlink w:history="1" r:id="rIdxquddu896mnuj_r6gqxzb">
+        <w:r>
+          <w:rPr>
+            <w:rFonts w:ascii="Arial" w:cs="Arial" w:eastAsia="Arial" w:hAnsi="Arial"/>
+            <w:color w:val="1F6B75"/>
+            <w:sz w:val="17"/>
+            <w:szCs w:val="17"/>
+            <w:u w:val="single" w:color="1F6B75"/>
+          </w:rPr>
+          <w:t xml:space="preserve">https://creativecommons.org/licenses/by-nc/4.0/</w:t>
+        </w:r>
+      </w:hyperlink>
+      <w:r>
+        <w:rPr>
+          <w:rFonts w:ascii="Arial" w:cs="Arial" w:eastAsia="Arial" w:hAnsi="Arial"/>
+          <w:sz w:val="17"/>
+          <w:szCs w:val="17"/>
+        </w:rPr>
+        <w:t xml:space="preserve">. You are free to copy, redistribute, and adapt this material in any medium or format, provided appropriate credit is given and the material is not used for commercial purposes. KICD learning outcomes and curriculum designations reproduced here for alignment purposes remain the property of KICD and are not covered by this license. Linked external resources (e.g. CK-12, Khan Academy, PhET) are subject to their own licenses.</w:t>
+      </w:r>
+    </w:p>
     <w:sectPr>
       <w:pgSz w:w="15840" w:h="12240" w:orient="landscape"/>
       <w:pgMar w:top="1080" w:right="1080" w:bottom="1080" w:left="1080" w:header="708" w:footer="708" w:gutter="0"/>

--- a/data/outputs/v2/Core_Mathematics/SS3.1_Statistics_I/Core_Mathematics_Statistics_I_SummaryTable.docx
+++ b/data/outputs/v2/Core_Mathematics/SS3.1_Statistics_I/Core_Mathematics_Statistics_I_SummaryTable.docx
@@ -564,7 +564,7 @@
                 <w:sz w:val="18"/>
                 <w:szCs w:val="18"/>
               </w:rPr>
-              <w:t xml:space="preserve">Learners examined a raw, unorganised list of maize prices (in KSh per 90 kg bag) collected from markets across different Kenyan counties (e.g., Eldoret, Kisumu, Nakuru, Nairobi). They attempted to answer the question: 'Is the price fair?' using only the raw list, and recorded what they could — and could not — easily determine.</w:t>
+              <w:t xml:space="preserve">A chaotic list of 40 daily maize flour prices from a Wakulima Market stall, collected over 8 weeks. A family says prices vary wildly; their neighbour says prices are always about the same. Both shop at the same stall.</w:t>
             </w:r>
           </w:p>
         </w:tc>
@@ -596,7 +596,7 @@
                 <w:sz w:val="18"/>
                 <w:szCs w:val="18"/>
               </w:rPr>
-              <w:t xml:space="preserve">Learners discovered that raw, unorganised data cannot settle a real-life disagreement fairly. They could identify the minimum and maximum price by scanning the list, but could not quickly determine how prices were distributed, which price was most common, or what a 'typical' price looked like. This created a felt need for organising tools.</w:t>
+              <w:t xml:space="preserve">Raw, unorganised data cannot settle a real-life disagreement fairly. You can find the minimum and maximum price by scanning the list, but you cannot easily see patterns, typical values, or the overall shape of the data. To use data honestly and usefully, you need tools to organise and represent it.</w:t>
             </w:r>
           </w:p>
         </w:tc>
@@ -628,7 +628,7 @@
                 <w:sz w:val="18"/>
                 <w:szCs w:val="18"/>
               </w:rPr>
-              <w:t xml:space="preserve">The teacher should use this lesson primarily to generate productive confusion — do NOT resolve the mystery yet. Cold-call at least 3 learners to share what they noticed and what frustrated them about the raw list. Annotate the class Driving Question Board (DQB) with learner-generated questions. Key pedagogical note: the 'mystery' (why do maize prices vary so much across Kenya?) should remain open and anchor all subsequent lessons. Learners who find min/max quickly should be pushed: 'That tells us the extremes — but does it tell a farmer in Kericho what price to expect?'</w:t>
+              <w:t xml:space="preserve">Statistics is the science of collecting, organising, representing, and interpreting data to support honest decision-making. The Wakulima Market mystery cannot be solved by looking at raw numbers alone — we need frequency tables, measures of central tendency (mean, median, mode), and graphs (histograms, frequency polygons). These are the tools we will build in the coming lessons to finally settle the argument between the family and their neighbour.</w:t>
             </w:r>
           </w:p>
         </w:tc>
@@ -713,7 +713,7 @@
                 <w:sz w:val="18"/>
                 <w:szCs w:val="18"/>
               </w:rPr>
-              <w:t xml:space="preserve">Learners examined two versions of the same maize price information: one collected directly by a fictional student journalist from Nakuru market (primary source) and one extracted from a Kenya National Bureau of Statistics (KNBS) agricultural price report (secondary source). They compared the two datasets for detail, reliability, and ease of collection.</w:t>
+              <w:t xml:space="preserve">Learners examined a raw list of 40 maize flour prices from Wakulima Market and found it nearly impossible to determine — by eye alone — whether prices were stable or variable. They also observed a live raw data set of walk-to-school times collected from their own class, which presented the same challenge of unorganised numbers.</w:t>
             </w:r>
           </w:p>
         </w:tc>
@@ -745,7 +745,7 @@
                 <w:sz w:val="18"/>
                 <w:szCs w:val="18"/>
               </w:rPr>
-              <w:t xml:space="preserve">Raw data is data that has not yet been organised or summarised. Data can come from primary sources (collected directly, e.g., surveying traders at Wakulima Market, Nairobi) or secondary sources (already compiled, e.g., KNBS reports, FAO databases). Each source type has advantages and limitations: primary data is specific but costly to collect; secondary data is convenient but may not match the exact question being investigated.</w:t>
+              <w:t xml:space="preserve">Raw data is data that has not yet been organised or summarised. Data can come from primary sources (collected directly, e.g., asking classmates) or secondary sources (e.g., a market price list). Tally marks are a tool for organising raw data into frequencies. A frequency is the count of how many times a value or group of values appears in a data set.</w:t>
             </w:r>
           </w:p>
         </w:tc>
@@ -777,7 +777,7 @@
                 <w:sz w:val="18"/>
                 <w:szCs w:val="18"/>
               </w:rPr>
-              <w:t xml:space="preserve">Teacher should explicitly connect source type to data trustworthiness — a core statistical literacy skill. Ask: 'If a maize trader in Eldoret and the KNBS both give you a price figure for the same month, but the numbers differ, which do you trust — and why?' Allow wait time of at least 15 seconds before cold-calling. Reinforce that understanding where data comes from is the first step in 'telling an honest story.' Update the DQB: learners should now be able to answer the sub-question 'Where did our maize price data come from?'</w:t>
+              <w:t xml:space="preserve">The reason both the Nairobi family and their neighbour could be telling the truth is that raw data — a jumbled list of numbers — does not reveal patterns clearly. Without organising the 40 maize prices, different people notice different numbers and reach different conclusions. To settle the argument fairly, we need tools that organise the data so the full picture becomes visible.</w:t>
             </w:r>
           </w:p>
         </w:tc>
@@ -862,7 +862,7 @@
                 <w:sz w:val="18"/>
                 <w:szCs w:val="18"/>
               </w:rPr>
-              <w:t xml:space="preserve">Learners were given a manageable dataset of 30 ungrouped maize prices (discrete values, e.g., prices rounded to the nearest KSh 100) and physically sorted the values using tally marks on a blank table template. They counted tallies to produce frequency counts and checked that all frequencies summed to the total number of data points (n = 30).</w:t>
+              <w:t xml:space="preserve">Learners worked with the raw list of 40 daily maize flour prices from Wakulima Market — the same chaotic data from the anchoring phenomenon — and organised it by tallying each price value and recording its frequency in a three-column table (Price | Tally | Frequency). They verified their table summed to 40 entries and compared their pair table to a class-constructed table on the board.</w:t>
             </w:r>
           </w:p>
         </w:tc>
@@ -894,7 +894,7 @@
                 <w:sz w:val="18"/>
                 <w:szCs w:val="18"/>
               </w:rPr>
-              <w:t xml:space="preserve">A frequency distribution table for ungrouped data organises raw data by listing each distinct value alongside a tally and its frequency count. The value with the highest frequency is the mode. The sum of all frequencies must equal n (the total number of data values). This structure makes it immediately visible which maize prices occurred most often and which were rare.</w:t>
+              <w:t xml:space="preserve">A frequency distribution table for ungrouped data organises raw data by listing each distinct value alongside a tally and frequency count. The value with the highest frequency is the mode. Organising raw data into a frequency table reveals patterns — such as which prices are common and which are rare — that are completely invisible in the raw list. The sum of the frequency column must always equal the total number of data points (40 in our dataset).</w:t>
             </w:r>
           </w:p>
         </w:tc>
@@ -926,7 +926,7 @@
                 <w:sz w:val="18"/>
                 <w:szCs w:val="18"/>
               </w:rPr>
-              <w:t xml:space="preserve">Teacher should circulate during the tally activity and check two common errors: (1) learners miscounting tally groups of five, and (2) learners omitting values that appear zero times when constructing a complete table. Use a think-pair-share to have learners verify each other's frequency totals before class discussion. Key question for whole-class: 'A trader says the most common maize price is KSh 3,200. How does our table help us confirm or challenge that claim?' This directly reconnects to the driving question's theme of honesty in data storytelling.</w:t>
+              <w:t xml:space="preserve">When we organised the 40 Wakulima Market maize prices into a frequency distribution table, we could identify the modal price — the price that appeared most often. This gave us our first structured evidence to begin answering the driving question: the family who felt prices 'varied wildly' may have visited on low-frequency days at the extremes, while the neighbour who said prices were 'always about the same' may have experienced the high-frequency modal price cluster. The table alone cannot fully settle the argument — we still need measures of central tendency and a graphical display to tell the complete, honest story.</w:t>
             </w:r>
           </w:p>
         </w:tc>
@@ -1011,7 +1011,7 @@
                 <w:sz w:val="18"/>
                 <w:szCs w:val="18"/>
               </w:rPr>
-              <w:t xml:space="preserve">Learners applied their frequency table skills to a larger ungrouped dataset (n = 50 maize prices) and used the completed table to identify the mode, interpret the distribution shape (skewed or symmetric), and make a written claim — with evidence — about whether maize prices were consistent or variable across the sampled markets.</w:t>
+              <w:t xml:space="preserve">Learners observed the same 40 raw Wakulima Market maize prices from Lesson 1 being transformed — through a systematic tally process — into a frequency distribution table with four price values (KSh 98, 105, 112, 120), their tally marks, frequencies (16, 12, 8, 4), and a calculated fx column summing to Σfx = 4204.</w:t>
             </w:r>
           </w:p>
         </w:tc>
@@ -1043,7 +1043,7 @@
                 <w:sz w:val="18"/>
                 <w:szCs w:val="18"/>
               </w:rPr>
-              <w:t xml:space="preserve">Learners consolidated that: (i) frequency means the number of times a value occurs in a dataset; (ii) a frequency distribution table organises raw data into a clear structure that reveals patterns invisible in the raw list; (iii) the mode is the value with the highest frequency; (iv) the table is an honest summary because no data values are discarded — every observation is represented. Learners also practised writing evidence-based claims, a key competency for the driving question.</w:t>
+              <w:t xml:space="preserve">Learners learned that: (i) frequency means the number of times a value occurs in a data set; (ii) a frequency distribution table organises raw data into a structure that immediately reveals which values are common and which are rare; (iii) the mode is the value with the highest frequency; (iv) the mean of ungrouped data can be calculated as Σfx ÷ Σf, and this weighted mean (KSh 105.10) differs from a simple midrange estimate because it accounts for how often each price actually occurred.</w:t>
             </w:r>
           </w:p>
         </w:tc>
@@ -1075,7 +1075,7 @@
                 <w:sz w:val="18"/>
                 <w:szCs w:val="18"/>
               </w:rPr>
-              <w:t xml:space="preserve">This is a consolidation lesson — resist the urge to introduce new content. Focus assessment on whether learners can justify claims using the table, not just read values off it. Suggested cold-call question: 'Without looking at the raw data again, can you tell me how many traders charged exactly KSh 3,500? Where in the table is your evidence?' Push learners to use precise language: 'The frequency table shows…' rather than vague statements. Update the DQB to reflect that learners can now answer: 'Which maize price appeared most often in our sample?'</w:t>
+              <w:t xml:space="preserve">Learners explained how the frequency table provides the first structured evidence in the Maize Price Mystery: the mode (KSh 98, occurring 40% of the time) supports the neighbour's view that prices are stable, while the presence of KSh 120 prices (occurring 4 times) supports the family's experience of occasional expensive days — showing that both parties were telling the truth from different statistical perspectives. Learners also explained why organising data with integrity (recording every value accurately) is essential for fair community decision-making.</w:t>
             </w:r>
           </w:p>
         </w:tc>
@@ -1160,7 +1160,7 @@
                 <w:sz w:val="18"/>
                 <w:szCs w:val="18"/>
               </w:rPr>
-              <w:t xml:space="preserve">Learners constructed histograms from grouped maize price data, plotting frequency density (frequency ÷ class width) on the y-axis and price class intervals on the x-axis. They compared their histogram to a bar chart of the same data and identified the key structural difference: bars in a histogram are contiguous (touching) because the data is continuous, and area — not height — represents frequency.</w:t>
+              <w:t xml:space="preserve">Learners observed a teacher-modelled histogram of the 40 Wakulima maize flour prices (equal class-width), then observed a second demonstration showing how a histogram with unequal class widths MISLEADS when bar height = frequency rather than frequency density. Learners saw that the shape of the resulting histogram is right-skewed — with the modal class in the KSh 100–109 range and a thin tail extending toward KSh 140–149.</w:t>
             </w:r>
           </w:p>
         </w:tc>
@@ -1192,7 +1192,7 @@
                 <w:sz w:val="18"/>
                 <w:szCs w:val="18"/>
               </w:rPr>
-              <w:t xml:space="preserve">Learners learned that: (i) a histogram uses bars whose AREA represents frequency, so frequency density (frequency ÷ class width) must be plotted on the y-axis, especially when class widths are unequal; (ii) bars are drawn with no gaps because the underlying variable (price) is continuous; (iii) the shape of the histogram reveals the distribution of prices — whether most prices cluster in a narrow range or spread widely; (iv) a histogram is different from a bar chart, which is used for categorical (discrete/non-numeric) data.</w:t>
+              <w:t xml:space="preserve">Learners learned that: (i) a histogram uses bars whose AREA represents frequency, so frequency density (frequency ÷ class width) must be used on the y-axis when class widths are unequal; (ii) histograms have no gaps because the data (price) is continuous; (iii) the shape of a histogram (skew, spread, modal class) carries meaning — a right-skewed distribution explains why the neighbour experiences 'stable' prices on most days while the family occasionally encounters shockingly high prices on rare days; (iv) the same data can look different depending on how class intervals are chosen, raising questions about honest data representation.</w:t>
             </w:r>
           </w:p>
         </w:tc>
@@ -1224,7 +1224,7 @@
                 <w:sz w:val="18"/>
                 <w:szCs w:val="18"/>
               </w:rPr>
-              <w:t xml:space="preserve">Teacher should address the most common misconception directly: many learners plot raw frequency on the y-axis instead of frequency density. Use a counterexample with unequal class widths (e.g., one class KSh 3,000–3,500 and another KSh 3,500–4,500) to show why this produces a misleading picture. Ask: 'If we used frequency on the y-axis and the second class is twice as wide, what dishonest story would the histogram tell a maize farmer?' This connects powerfully to the driving question's honesty theme. Require learners to label axes fully (including units) before a histogram is considered complete.</w:t>
+              <w:t xml:space="preserve">Learners explained, in group Verdict Statements and individual Model Update Statements, that BOTH the Wakulima family and their neighbour are telling the truth: the histogram shows that most of the 40 days had prices clustered in the lower classes (supporting the neighbour's experience of stability), but the right-skewed tail confirms that occasional high-price days do exist and feel dramatic when experienced (supporting the family's experience of variability). The histogram provides stronger evidence than the mean, mode, or median alone because it shows the FULL SHAPE of the distribution, not just a single summary number.</w:t>
             </w:r>
           </w:p>
         </w:tc>
@@ -1309,7 +1309,7 @@
                 <w:sz w:val="18"/>
                 <w:szCs w:val="18"/>
               </w:rPr>
-              <w:t xml:space="preserve">Learners grouped the full maize price dataset into class intervals of equal width (e.g., KSh 3,000–3,199, 3,200–3,399, etc.), constructed a grouped frequency distribution table, and identified the modal class. They then compared the grouped table to their earlier ungrouped table and discussed what information was gained and what was lost.</w:t>
+              <w:t xml:space="preserve">Learners sorted 40 Wakulima Market maize price cards into class-interval bins using three different class widths (Ksh 5, Ksh 10, Ksh 20) and constructed grouped frequency distribution tables by hand. They performed a gallery rotation comparing all three tables and independently grouped 24 months of Kisumu rainfall data into a second grouped frequency table.</w:t>
             </w:r>
           </w:p>
         </w:tc>
@@ -1341,7 +1341,7 @@
                 <w:sz w:val="18"/>
                 <w:szCs w:val="18"/>
               </w:rPr>
-              <w:t xml:space="preserve">Learners learned that: (a) grouping raw data into class intervals makes the distribution pattern more visible, especially for large datasets, but individual values are lost — you can no longer say exactly how many traders charged KSh 3,250; (b) the modal class is the class interval with the highest frequency, not a single value; (c) class intervals must be mutually exclusive (no overlap) and collectively exhaustive (every value fits somewhere); (d) choosing an appropriate class width is a judgement call — too few classes hide pattern, too many classes restore the chaos of raw data.</w:t>
+              <w:t xml:space="preserve">Learners learned that: (a) grouping raw data into class intervals makes the distribution pattern visible but loses individual values; (b) the modal class is the class interval with the highest frequency — it is a range, not a single number; (c) the choice of class width changes the appearance of the data and can make the same dataset look either 'stable' or 'variable', directly affecting which side of the family-neighbour dispute is supported.</w:t>
             </w:r>
           </w:p>
         </w:tc>
@@ -1373,7 +1373,7 @@
                 <w:sz w:val="18"/>
                 <w:szCs w:val="18"/>
               </w:rPr>
-              <w:t xml:space="preserve">Teacher should emphasise the trade-off between precision and clarity — this is a genuine statistical judgement, not a right/wrong procedure. Pose the decision-making scenario: 'You are advising the Nakuru County government on setting a fair maize price ceiling. Would you rather have the ungrouped table or the grouped table? Why?' Cold-call 3 learners with different answers and use their reasoning to build a class consensus. Reinforce that the modal class gives a range, not a single 'most common price,' which affects how confidently a claim can be made.</w:t>
+              <w:t xml:space="preserve">Learners explained, in written Data Story sentences and updated cumulative models, how the modal class of Ksh 50–59 for the maize price data relates to the ungrouped mode found in Lesson 3, and what this reveals about the typical price a Nairobi family pays at Wakulima Market. They connected the Kisumu rainfall modal class to practical farming decisions, and updated their Current Best Answer to the driving question to incorporate grouped data evidence.</w:t>
             </w:r>
           </w:p>
         </w:tc>
@@ -1458,7 +1458,7 @@
                 <w:sz w:val="18"/>
                 <w:szCs w:val="18"/>
               </w:rPr>
-              <w:t xml:space="preserve">Learners used the grouped frequency distribution table of maize prices to estimate the mean using the assumed-mean (deviation/working mean) method, identify the modal class and use its midpoint as the estimated mode, and locate the median class using cumulative frequencies. They then interpreted all three measures together and discussed which best represented the 'typical' maize price a Kenyan farmer or consumer would encounter.</w:t>
+              <w:t xml:space="preserve">Learners observed the grouped frequency distribution table of 40 Wakulima Market maize flour prices organised into 8 class intervals, completed the cumulative frequency column, and filled in a deviation table using an assumed mean of 72 Ksh.</w:t>
             </w:r>
           </w:p>
         </w:tc>
@@ -1490,7 +1490,7 @@
                 <w:sz w:val="18"/>
                 <w:szCs w:val="18"/>
               </w:rPr>
-              <w:t xml:space="preserve">Learners learned how to: (i) estimate the mean of grouped data using the assumed-mean/deviation method (mean = A + Σfd/Σf, where d = midpoint − assumed mean); (ii) identify the modal class and report its midpoint as the estimated mode; (iii) locate the median class as the class containing the (n/2)th value using a cumulative frequency column. Learners also learned that the three measures can give different values for the same dataset, and that choosing which measure to report is a statistical and ethical decision — directly linking to the driving question.</w:t>
+              <w:t xml:space="preserve">Learners learned how to estimate the mean of grouped data using the assumed-mean/deviation method, identify the modal class and its midpoint as the estimated mode, and apply the median interpolation formula (Median = L + [(n/2 − F)/f] × h) to find the median class and estimated median value.</w:t>
             </w:r>
           </w:p>
         </w:tc>
@@ -1522,7 +1522,7 @@
                 <w:sz w:val="18"/>
                 <w:szCs w:val="18"/>
               </w:rPr>
-              <w:t xml:space="preserve">Teacher should stress that the assumed-mean method is computationally equivalent to the direct method but reduces arithmetic errors with large price values (e.g., working with deviations from KSh 3,400 rather than the raw prices). A common error is using class boundaries instead of midpoints — intercept this early by requiring learners to write out the midpoint column before any calculation begins. The synthesis question for this lesson: 'A news headline reads: The average maize price in Kenya is KSh X. Based on our analysis, is that headline honest and useful? What else should it include?' This is a direct answer attempt to the driving question and should be recorded on the DQB as a cumulative model update.</w:t>
+              <w:t xml:space="preserve">Learners explained that all three measures of central tendency — mean (≈72.7 Ksh), modal class midpoint (72 Ksh) and median (≈73.2 Ksh) — converge around 72–73 Ksh, consistent with the neighbour's experience of typical days, while the family's experience reflects rare high-price days and spread. The family's perceived variation must therefore be about the spread of prices around that centre, not about the centre itself — a question that drives the next lesson.</w:t>
             </w:r>
           </w:p>
         </w:tc>
@@ -1575,7 +1575,7 @@
                 <w:sz w:val="18"/>
                 <w:szCs w:val="18"/>
               </w:rPr>
-              <w:t xml:space="preserve">Telling an Honest Story — Presenting Our Kenyan Maize Price Findings</w:t>
+              <w:t xml:space="preserve">Which Number Tells the Truth? — Final Explanation: Mean, Mode and Median of the Maize Price Data</w:t>
             </w:r>
           </w:p>
         </w:tc>
@@ -1607,7 +1607,7 @@
                 <w:sz w:val="18"/>
                 <w:szCs w:val="18"/>
               </w:rPr>
-              <w:t xml:space="preserve">Learners compiled all their statistical tools — raw data source evaluation, frequency distribution tables (ungrouped and grouped), histograms, and measures of central tendency — into a short, structured data report on the maize price dataset. They presented their findings to the class in the form of a statistical brief addressed to a fictional Kenyan county agricultural officer, justifying their choice of summary measure and acknowledging the limitations of their analysis.</w:t>
+              <w:t xml:space="preserve">Learners observed that when a single extreme price (KSh 45 mandazi spike; analogous to the Rift Valley-shortage maize price spike) is included in a data set, the mean is pulled noticeably higher than both the median and the mode — even though the extreme value occurred only once. They also observed, by completing the DQB Closure Ceremony, that every question posted across eight lessons now has an evidence-based answer.</w:t>
             </w:r>
           </w:p>
         </w:tc>
@@ -1639,7 +1639,7 @@
                 <w:sz w:val="18"/>
                 <w:szCs w:val="18"/>
               </w:rPr>
-              <w:t xml:space="preserve">Learners synthesised the full sub-strand by demonstrating that: (i) statistics is a process — from raw data collection through organisation, visualisation, and summarisation to interpretation; (ii) every statistical choice (grouping, measure of central tendency, graph type) involves a judgement that affects the story the data tells; (iii) an honest and useful statistical report names its data source, uses appropriate measures, displays data clearly, and acknowledges what the data cannot show. These competencies directly answer the driving question.</w:t>
+              <w:t xml:space="preserve">The mean of ungrouped data (Σfx ÷ Σf) is sensitive to outliers and can misrepresent the 'typical' value experienced by most people. The median and mode are more resistant to extreme values. The choice of which measure to report is a deliberate decision with real consequences for how data tells its story — and for whether that story is honest. For the Wakulima Market maize price data: mean ≈ KSh 105.10, median ≈ KSh 103, and the mode reflects the most commonly charged price; the family budgeting for weekly shopping should use the median or mode for a realistic typical-day estimate.</w:t>
             </w:r>
           </w:p>
         </w:tc>
@@ -1671,7 +1671,7 @@
                 <w:sz w:val="18"/>
                 <w:szCs w:val="18"/>
               </w:rPr>
-              <w:t xml:space="preserve">Teacher should frame this lesson as a performance task, not a test. Assess learners on their ability to justify choices, not just compute correctly — e.g., 'Why did you report the median rather than the mean for this dataset?' is more revealing than checking arithmetic. Provide sentence starters for learners who struggle with written justification: 'I chose to use [measure] because…'; 'This histogram shows that…'; 'One limitation of our data is…'. Close the lesson by returning to the original DQB from Lesson 1 and having the class vote on which sub-questions they can now confidently answer — this gives learners a visible sense of cumulative learning across the full sub-strand.</w:t>
+              <w:t xml:space="preserve">Both the Nairobi family and their neighbour were telling the truth as they experienced it. The neighbour, shopping on typical days, encountered prices clustered near the mode and median — so prices felt 'always about the same.' The family, whose data included days with a Rift Valley supply-shortage spike, experienced genuine price variation — and their mean was inflated by those rare high-price days. Statistics resolves the mystery not by declaring one person wrong, but by showing that different measures capture different aspects of reality — and that choosing the right measure depends on the question you are trying to answer and the decisions that rest on it.</w:t>
             </w:r>
           </w:p>
         </w:tc>
@@ -1795,7 +1795,7 @@
         </w:rPr>
         <w:t xml:space="preserve">© 2026 SeaVuria and ARES. This work is licensed under a </w:t>
       </w:r>
-      <w:hyperlink w:history="1" r:id="rIdgpsykhgb4mlhfteg4s1ls">
+      <w:hyperlink w:history="1" r:id="rIdh5oxxt3zholazvos1obgo">
         <w:r>
           <w:rPr>
             <w:rFonts w:ascii="Arial" w:cs="Arial" w:eastAsia="Arial" w:hAnsi="Arial"/>
@@ -1815,7 +1815,7 @@
         </w:rPr>
         <w:t xml:space="preserve"> (</w:t>
       </w:r>
-      <w:hyperlink w:history="1" r:id="rId3u4yvhfmucgfoqql_v4vp">
+      <w:hyperlink w:history="1" r:id="rIdd9bqglszeffrzv_pv55rc">
         <w:r>
           <w:rPr>
             <w:rFonts w:ascii="Arial" w:cs="Arial" w:eastAsia="Arial" w:hAnsi="Arial"/>
@@ -1835,7 +1835,7 @@
         </w:rPr>
         <w:t xml:space="preserve">). To view a copy of this license, visit </w:t>
       </w:r>
-      <w:hyperlink w:history="1" r:id="rIdxquddu896mnuj_r6gqxzb">
+      <w:hyperlink w:history="1" r:id="rIdaehf0di2b0glg_zv6nr-h">
         <w:r>
           <w:rPr>
             <w:rFonts w:ascii="Arial" w:cs="Arial" w:eastAsia="Arial" w:hAnsi="Arial"/>

--- a/data/outputs/v2/Core_Mathematics/SS3.1_Statistics_I/Core_Mathematics_Statistics_I_SummaryTable.docx
+++ b/data/outputs/v2/Core_Mathematics/SS3.1_Statistics_I/Core_Mathematics_Statistics_I_SummaryTable.docx
@@ -1795,7 +1795,7 @@
         </w:rPr>
         <w:t xml:space="preserve">© 2026 SeaVuria and ARES. This work is licensed under a </w:t>
       </w:r>
-      <w:hyperlink w:history="1" r:id="rIdh5oxxt3zholazvos1obgo">
+      <w:hyperlink w:history="1" r:id="rIdvy96qzrm4visjfd6bwj3k">
         <w:r>
           <w:rPr>
             <w:rFonts w:ascii="Arial" w:cs="Arial" w:eastAsia="Arial" w:hAnsi="Arial"/>
@@ -1815,7 +1815,7 @@
         </w:rPr>
         <w:t xml:space="preserve"> (</w:t>
       </w:r>
-      <w:hyperlink w:history="1" r:id="rIdd9bqglszeffrzv_pv55rc">
+      <w:hyperlink w:history="1" r:id="rIdljgftnkg9rxlmgnbkykeg">
         <w:r>
           <w:rPr>
             <w:rFonts w:ascii="Arial" w:cs="Arial" w:eastAsia="Arial" w:hAnsi="Arial"/>
@@ -1835,7 +1835,7 @@
         </w:rPr>
         <w:t xml:space="preserve">). To view a copy of this license, visit </w:t>
       </w:r>
-      <w:hyperlink w:history="1" r:id="rIdaehf0di2b0glg_zv6nr-h">
+      <w:hyperlink w:history="1" r:id="rIduvdnppmiujax9qdpghbhd">
         <w:r>
           <w:rPr>
             <w:rFonts w:ascii="Arial" w:cs="Arial" w:eastAsia="Arial" w:hAnsi="Arial"/>

--- a/data/outputs/v2/Core_Mathematics/SS3.1_Statistics_I/Core_Mathematics_Statistics_I_SummaryTable.docx
+++ b/data/outputs/v2/Core_Mathematics/SS3.1_Statistics_I/Core_Mathematics_Statistics_I_SummaryTable.docx
@@ -1795,7 +1795,7 @@
         </w:rPr>
         <w:t xml:space="preserve">© 2026 SeaVuria and ARES. This work is licensed under a </w:t>
       </w:r>
-      <w:hyperlink w:history="1" r:id="rIdvy96qzrm4visjfd6bwj3k">
+      <w:hyperlink w:history="1" r:id="rIdoxvoxxanw9gddpmt8jidr">
         <w:r>
           <w:rPr>
             <w:rFonts w:ascii="Arial" w:cs="Arial" w:eastAsia="Arial" w:hAnsi="Arial"/>
@@ -1815,7 +1815,7 @@
         </w:rPr>
         <w:t xml:space="preserve"> (</w:t>
       </w:r>
-      <w:hyperlink w:history="1" r:id="rIdljgftnkg9rxlmgnbkykeg">
+      <w:hyperlink w:history="1" r:id="rIdge7kn3pcdci4kjolaztj2">
         <w:r>
           <w:rPr>
             <w:rFonts w:ascii="Arial" w:cs="Arial" w:eastAsia="Arial" w:hAnsi="Arial"/>
@@ -1835,7 +1835,7 @@
         </w:rPr>
         <w:t xml:space="preserve">). To view a copy of this license, visit </w:t>
       </w:r>
-      <w:hyperlink w:history="1" r:id="rIduvdnppmiujax9qdpghbhd">
+      <w:hyperlink w:history="1" r:id="rIdnhddo8fq-rxlpqx-kocwf">
         <w:r>
           <w:rPr>
             <w:rFonts w:ascii="Arial" w:cs="Arial" w:eastAsia="Arial" w:hAnsi="Arial"/>

--- a/data/outputs/v2/Core_Mathematics/SS3.1_Statistics_I/Core_Mathematics_Statistics_I_SummaryTable.docx
+++ b/data/outputs/v2/Core_Mathematics/SS3.1_Statistics_I/Core_Mathematics_Statistics_I_SummaryTable.docx
@@ -227,7 +227,7 @@
                 <w:sz w:val="18"/>
                 <w:szCs w:val="18"/>
               </w:rPr>
-              <w:t xml:space="preserve">DRIVING QUESTION: How can we use statistics to tell an honest and useful story about data from our own Kenyan community — and help people make better decisions?</w:t>
+              <w:t xml:space="preserve">DRIVING QUESTION: How can we use data from our own road to show where pedestrians are really at risk, and why does one average not tell the whole story?</w:t>
             </w:r>
           </w:p>
         </w:tc>
@@ -532,7 +532,7 @@
                 <w:sz w:val="18"/>
                 <w:szCs w:val="18"/>
               </w:rPr>
-              <w:t xml:space="preserve">What Is This Data Trying to Tell Us? — Launching the Maize Price Mystery</w:t>
+              <w:t xml:space="preserve">Is the Road Really Well Served? Data and Where It Comes From</w:t>
             </w:r>
           </w:p>
         </w:tc>
@@ -564,7 +564,7 @@
                 <w:sz w:val="18"/>
                 <w:szCs w:val="18"/>
               </w:rPr>
-              <w:t xml:space="preserve">A chaotic list of 40 daily maize flour prices from a Wakulima Market stall, collected over 8 weeks. A family says prices vary wildly; their neighbour says prices are always about the same. Both shop at the same stall.</w:t>
+              <w:t xml:space="preserve">We observed the County Road Safety Officer's claim that the average distance between crossing points on the 8,000 m stretch of Thika Road is about 400 m (21 crossing points), and that this is true. We also saw learners crossing away from the crossings at our school gate, and we read the log of 12 near-misses kept by Mzee Otieno and other matatu drivers, who say most happen in one stretch.</w:t>
             </w:r>
           </w:p>
         </w:tc>
@@ -596,7 +596,7 @@
                 <w:sz w:val="18"/>
                 <w:szCs w:val="18"/>
               </w:rPr>
-              <w:t xml:space="preserve">Raw, unorganised data cannot settle a real-life disagreement fairly. You can find the minimum and maximum price by scanning the list, but you cannot easily see patterns, typical values, or the overall shape of the data. To use data honestly and usefully, you need tools to organise and represent it.</w:t>
+              <w:t xml:space="preserve">We learned that data are facts, figures or observations collected about something, and that statistics is collecting, organising, representing and interpreting data to make decisions. We learned three sources of data: surveys (asking), observation (watching, counting and measuring) and records (information already written down). We learned that an undesignated crossing is a pedestrian crossing away from a zebra crossing or footbridge.</w:t>
             </w:r>
           </w:p>
         </w:tc>
@@ -628,7 +628,7 @@
                 <w:sz w:val="18"/>
                 <w:szCs w:val="18"/>
               </w:rPr>
-              <w:t xml:space="preserve">Statistics is the science of collecting, organising, representing, and interpreting data to support honest decision-making. The Wakulima Market mystery cannot be solved by looking at raw numbers alone — we need frequency tables, measures of central tendency (mean, median, mode), and graphs (histograms, frequency polygons). These are the tools we will build in the coming lessons to finally settle the argument between the family and their neighbour.</w:t>
+              <w:t xml:space="preserve">We can explain that the officer's average of 400 m may be true but incomplete, because one number may not show whether the crossing points are evenly spaced or where pedestrians are at risk. To test the claim we need to collect our own data on the gaps between crossing points and the pedestrians crossing away from them, and we will keep adding to the Driving Question Board and our model as we learn.</w:t>
             </w:r>
           </w:p>
         </w:tc>
@@ -681,7 +681,7 @@
                 <w:sz w:val="18"/>
                 <w:szCs w:val="18"/>
               </w:rPr>
-              <w:t xml:space="preserve">Meeting the Maize Price Data: What Is Raw Data and Where Does It Come From?</w:t>
+              <w:t xml:space="preserve">Counting the Road: Tallies and Frequency Tables</w:t>
             </w:r>
           </w:p>
         </w:tc>
@@ -713,7 +713,7 @@
                 <w:sz w:val="18"/>
                 <w:szCs w:val="18"/>
               </w:rPr>
-              <w:t xml:space="preserve">Learners examined a raw list of 40 maize flour prices from Wakulima Market and found it nearly impossible to determine — by eye alone — whether prices were stable or variable. They also observed a live raw data set of walk-to-school times collected from their own class, which presented the same challenge of unorganised numbers.</w:t>
+              <w:t xml:space="preserve">We tallied the 20 gaps between the 21 designated crossing points on the 8,000 m stretch of Thika Road and the pedestrians crossing at undesignated spots in each gap (182 in total). Our frequency tables showed that gap lengths of 100 m to 300 m are common (14 of the 20 gaps), while six gaps are between 600 m and 1,100 m, and six gaps had pedestrian counts of 15 to 31.</w:t>
             </w:r>
           </w:p>
         </w:tc>
@@ -745,7 +745,7 @@
                 <w:sz w:val="18"/>
                 <w:szCs w:val="18"/>
               </w:rPr>
-              <w:t xml:space="preserve">Raw data is data that has not yet been organised or summarised. Data can come from primary sources (collected directly, e.g., asking classmates) or secondary sources (e.g., a market price list). Tally marks are a tool for organising raw data into frequencies. A frequency is the count of how many times a value or group of values appears in a data set.</w:t>
+              <w:t xml:space="preserve">Tally marks (in bundles of five) help us collect data, and a frequency distribution table for ungrouped data organises it so that we can check the total (20 gaps) and see which values are common or unusual.</w:t>
             </w:r>
           </w:p>
         </w:tc>
@@ -777,7 +777,7 @@
                 <w:sz w:val="18"/>
                 <w:szCs w:val="18"/>
               </w:rPr>
-              <w:t xml:space="preserve">The reason both the Nairobi family and their neighbour could be telling the truth is that raw data — a jumbled list of numbers — does not reveal patterns clearly. Without organising the 40 maize prices, different people notice different numbers and reach different conclusions. To settle the argument fairly, we need tools that organise the data so the full picture becomes visible.</w:t>
+              <w:t xml:space="preserve">The officer's 400 m average is true but incomplete. Our frequency table shows that most gaps are short while a few are very long, which suggests that a single number hides where pedestrians may be at risk. We need more tools, such as mean, median and mode, to describe the data fairly.</w:t>
             </w:r>
           </w:p>
         </w:tc>
@@ -830,7 +830,7 @@
                 <w:sz w:val="18"/>
                 <w:szCs w:val="18"/>
               </w:rPr>
-              <w:t xml:space="preserve">Organising the Chaos: Frequency Distribution Tables for Ungrouped Data</w:t>
+              <w:t xml:space="preserve">Mean, mode and median: which one tells the truth?</w:t>
             </w:r>
           </w:p>
         </w:tc>
@@ -862,7 +862,7 @@
                 <w:sz w:val="18"/>
                 <w:szCs w:val="18"/>
               </w:rPr>
-              <w:t xml:space="preserve">Learners worked with the raw list of 40 daily maize flour prices from Wakulima Market — the same chaotic data from the anchoring phenomenon — and organised it by tallying each price value and recording its frequency in a three-column table (Price | Tally | Frequency). They verified their table summed to 40 entries and compared their pair table to a class-constructed table on the board.</w:t>
+              <w:t xml:space="preserve">We calculated the mean, mode and median of the 20 gaps between crossing points on an 8,000 m stretch of Thika Road (mean 400 m, median 250 m, mode 200 m, range 1,000 m) and of the pedestrian counts per gap (mean 9.1, median 4, mode 3, range 30). 14 of the 20 gaps are 300 m or shorter, and six gaps are 600 m to 1,100 m.</w:t>
             </w:r>
           </w:p>
         </w:tc>
@@ -894,7 +894,7 @@
                 <w:sz w:val="18"/>
                 <w:szCs w:val="18"/>
               </w:rPr>
-              <w:t xml:space="preserve">A frequency distribution table for ungrouped data organises raw data by listing each distinct value alongside a tally and frequency count. The value with the highest frequency is the mode. Organising raw data into a frequency table reveals patterns — such as which prices are common and which are rare — that are completely invisible in the raw list. The sum of the frequency column must always equal the total number of data points (40 in our dataset).</w:t>
+              <w:t xml:space="preserve">Mean = sum of (f x x) divided by sum of f; median is the middle value of the ordered data (the mean of the 10th and 11th values for 20 values); mode is the most frequent value; range is highest minus lowest. The mean is affected by very large values, while the median and mode are not.</w:t>
             </w:r>
           </w:p>
         </w:tc>
@@ -926,7 +926,7 @@
                 <w:sz w:val="18"/>
                 <w:szCs w:val="18"/>
               </w:rPr>
-              <w:t xml:space="preserve">When we organised the 40 Wakulima Market maize prices into a frequency distribution table, we could identify the modal price — the price that appeared most often. This gave us our first structured evidence to begin answering the driving question: the family who felt prices 'varied wildly' may have visited on low-frequency days at the extremes, while the neighbour who said prices were 'always about the same' may have experienced the high-frequency modal price cluster. The table alone cannot fully settle the argument — we still need measures of central tendency and a graphical display to tell the complete, honest story.</w:t>
+              <w:t xml:space="preserve">The officer's claim of a 400 m average is true but incomplete: a few very long gaps pull the mean above the median (250 m) and mode (200 m), so one average hides the fact that most gaps are short and a few are very long. We still need to find where the long gaps are and how many pedestrians cross there.</w:t>
             </w:r>
           </w:p>
         </w:tc>
@@ -979,7 +979,7 @@
                 <w:sz w:val="18"/>
                 <w:szCs w:val="18"/>
               </w:rPr>
-              <w:t xml:space="preserve">Frequency Distribution Tables for Ungrouped Data — Bringing Order to the Maize Price Mystery</w:t>
+              <w:t xml:space="preserve">Grouping the Gaps into Classes</w:t>
             </w:r>
           </w:p>
         </w:tc>
@@ -1011,7 +1011,7 @@
                 <w:sz w:val="18"/>
                 <w:szCs w:val="18"/>
               </w:rPr>
-              <w:t xml:space="preserve">Learners observed the same 40 raw Wakulima Market maize prices from Lesson 1 being transformed — through a systematic tally process — into a frequency distribution table with four price values (KSh 98, 105, 112, 120), their tally marks, frequencies (16, 12, 8, 4), and a calculated fx column summing to Σfx = 4204.</w:t>
+              <w:t xml:space="preserve">We observed that the 20 gaps on the 8,000 m stretch of Thika Road, which have 11 different values from 100 m to 1,100 m, can be grouped into six classes of width 200 m: 0 to &lt;200 (5 gaps), 200 to &lt;400 (9 gaps), 400 to &lt;600 (0 gaps), 600 to &lt;800 (2 gaps), 800 to &lt;1000 (1 gap) and 1000 to &lt;1200 (3 gaps), with a total of 20.</w:t>
             </w:r>
           </w:p>
         </w:tc>
@@ -1043,7 +1043,7 @@
                 <w:sz w:val="18"/>
                 <w:szCs w:val="18"/>
               </w:rPr>
-              <w:t xml:space="preserve">Learners learned that: (i) frequency means the number of times a value occurs in a data set; (ii) a frequency distribution table organises raw data into a structure that immediately reveals which values are common and which are rare; (iii) the mode is the value with the highest frequency; (iv) the mean of ungrouped data can be calculated as Σfx ÷ Σf, and this weighted mean (KSh 105.10) differs from a simple midrange estimate because it accounts for how often each price actually occurred.</w:t>
+              <w:t xml:space="preserve">We learned how to choose a class width using the range, write classes with the lower boundary included and the upper excluded (for example 200 to &lt;400), tally each value into exactly one class, check that the frequencies add up to 20 and identify the modal class as the class with the highest frequency, which is 200 to &lt;400.</w:t>
             </w:r>
           </w:p>
         </w:tc>
@@ -1075,7 +1075,7 @@
                 <w:sz w:val="18"/>
                 <w:szCs w:val="18"/>
               </w:rPr>
-              <w:t xml:space="preserve">Learners explained how the frequency table provides the first structured evidence in the Maize Price Mystery: the mode (KSh 98, occurring 40% of the time) supports the neighbour's view that prices are stable, while the presence of KSh 120 prices (occurring 4 times) supports the family's experience of occasional expensive days — showing that both parties were telling the truth from different statistical perspectives. Learners also explained why organising data with integrity (recording every value accurately) is essential for fair community decision-making.</w:t>
+              <w:t xml:space="preserve">The grouped table shows that 14 of the 20 gaps are under 400 m while six gaps are 600 m or longer, and no gap lies in 400 to &lt;600 where the officer's mean of 400 m falls. So the officer's claim is true but incomplete: the modal class shows the most common gap but cannot show where along Thika Road the long gaps and the risk are.</w:t>
             </w:r>
           </w:p>
         </w:tc>
@@ -1128,7 +1128,7 @@
                 <w:sz w:val="18"/>
                 <w:szCs w:val="18"/>
               </w:rPr>
-              <w:t xml:space="preserve">Histograms: Making the Maize Price Distribution Visible</w:t>
+              <w:t xml:space="preserve">Mean and median from grouped data: what happens to the average when we group the gaps?</w:t>
             </w:r>
           </w:p>
         </w:tc>
@@ -1160,7 +1160,7 @@
                 <w:sz w:val="18"/>
                 <w:szCs w:val="18"/>
               </w:rPr>
-              <w:t xml:space="preserve">Learners observed a teacher-modelled histogram of the 40 Wakulima maize flour prices (equal class-width), then observed a second demonstration showing how a histogram with unequal class widths MISLEADS when bar height = frequency rather than frequency density. Learners saw that the shape of the resulting histogram is right-skewed — with the modal class in the KSh 100–109 range and a thin tail extending toward KSh 140–149.</w:t>
+              <w:t xml:space="preserve">We used the grouped Thika Road gap table for the 20-gap sample (classes 0 to &lt;200 ... 1000 to &lt;1200, frequencies 5, 9, 0, 2, 1, 3) to calculate class midpoints (100, 300, 500, 700, 900, 1100), f x midpoint (sum 8,800) and cumulative frequencies (5, 14, 14, 16, 17, 20). We found an estimated mean of 440 m and a grouped median of 311 m, and compared them with the ungrouped mean (400 m) and median (250 m).</w:t>
             </w:r>
           </w:p>
         </w:tc>
@@ -1192,7 +1192,7 @@
                 <w:sz w:val="18"/>
                 <w:szCs w:val="18"/>
               </w:rPr>
-              <w:t xml:space="preserve">Learners learned that: (i) a histogram uses bars whose AREA represents frequency, so frequency density (frequency ÷ class width) must be used on the y-axis when class widths are unequal; (ii) histograms have no gaps because the data (price) is continuous; (iii) the shape of a histogram (skew, spread, modal class) carries meaning — a right-skewed distribution explains why the neighbour experiences 'stable' prices on most days while the family occasionally encounters shockingly high prices on rare days; (iv) the same data can look different depending on how class intervals are chosen, raising questions about honest data representation.</w:t>
+              <w:t xml:space="preserve">For grouped data, the mean is estimated using class midpoints: sum of (f x midpoint) divided by sum of f. The median is found with cumulative frequency and the formula L + ((n/2 - cf)/f) x w. Grouping loses the exact values, so grouped results are estimates that differ from ungrouped results.</w:t>
             </w:r>
           </w:p>
         </w:tc>
@@ -1224,7 +1224,7 @@
                 <w:sz w:val="18"/>
                 <w:szCs w:val="18"/>
               </w:rPr>
-              <w:t xml:space="preserve">Learners explained, in group Verdict Statements and individual Model Update Statements, that BOTH the Wakulima family and their neighbour are telling the truth: the histogram shows that most of the 40 days had prices clustered in the lower classes (supporting the neighbour's experience of stability), but the right-skewed tail confirms that occasional high-price days do exist and feel dramatic when experienced (supporting the family's experience of variability). The histogram provides stronger evidence than the mean, mode, or median alone because it shows the FULL SHAPE of the distribution, not just a single summary number.</w:t>
+              <w:t xml:space="preserve">The grouped mean (440 m) and median (311 m) differ from 400 m and 250 m because midpoints stand in for the real gaps and the formula assumes values are spread evenly in a class. Ms Halima Abdi's 400 m mean is true but incomplete: none of these averages shows that six gaps of 600 m to 1,100 m sit in one 5,250 m stretch near the school gate, so we need graphs to show where pedestrians are at risk.</w:t>
             </w:r>
           </w:p>
         </w:tc>
@@ -1277,7 +1277,7 @@
                 <w:sz w:val="18"/>
                 <w:szCs w:val="18"/>
               </w:rPr>
-              <w:t xml:space="preserve">Grouping the Maize Price Data: Grouped Frequency Tables and the Modal Class</w:t>
+              <w:t xml:space="preserve">Histograms and frequency density: seeing where the long gaps are on Thika Road</w:t>
             </w:r>
           </w:p>
         </w:tc>
@@ -1309,7 +1309,7 @@
                 <w:sz w:val="18"/>
                 <w:szCs w:val="18"/>
               </w:rPr>
-              <w:t xml:space="preserve">Learners sorted 40 Wakulima Market maize price cards into class-interval bins using three different class widths (Ksh 5, Ksh 10, Ksh 20) and constructed grouped frequency distribution tables by hand. They performed a gallery rotation comparing all three tables and independently grouped 24 months of Kisumu rainfall data into a second grouped frequency table.</w:t>
+              <w:t xml:space="preserve">We drew a histogram of the 20 gaps on the 8,000 m stretch of Thika Road with equal 200 m classes (frequencies 5, 9, 0, 2, 1, 3). Then we merged three classes into 400 to &lt;1000 and found that bar height by frequency was misleading. Frequency density gave 2.5, 4.5, 0.5 and 1.5.</w:t>
             </w:r>
           </w:p>
         </w:tc>
@@ -1341,7 +1341,7 @@
                 <w:sz w:val="18"/>
                 <w:szCs w:val="18"/>
               </w:rPr>
-              <w:t xml:space="preserve">Learners learned that: (a) grouping raw data into class intervals makes the distribution pattern visible but loses individual values; (b) the modal class is the class interval with the highest frequency — it is a range, not a single number; (c) the choice of class width changes the appearance of the data and can make the same dataset look either 'stable' or 'variable', directly affecting which side of the family-neighbour dispute is supported.</w:t>
+              <w:t xml:space="preserve">A histogram has touching bars on a continuous axis, and bar area represents frequency. Frequency density = frequency / class width (in units of 100 m). With unequal class widths, the tallest bar is the one with the highest frequency density, not the highest frequency.</w:t>
             </w:r>
           </w:p>
         </w:tc>
@@ -1373,7 +1373,7 @@
                 <w:sz w:val="18"/>
                 <w:szCs w:val="18"/>
               </w:rPr>
-              <w:t xml:space="preserve">Learners explained, in written Data Story sentences and updated cumulative models, how the modal class of Ksh 50–59 for the maize price data relates to the ungrouped mode found in Lesson 3, and what this reveals about the typical price a Nairobi family pays at Wakulima Market. They connected the Kisumu rainfall modal class to practical farming decisions, and updated their Current Best Answer to the driving question to incorporate grouped data evidence.</w:t>
+              <w:t xml:space="preserve">The histogram shows that most gaps are short (14 of 20 are 300 m or shorter), while a few long gaps of 600 m to 1,100 m lie to the right. These long gaps pull the mean up to 400 m and sit in the long stretch G9-G14 near the school gate. So the officer's mean is true but incomplete, and a graph shows where pedestrians are at risk.</w:t>
             </w:r>
           </w:p>
         </w:tc>
@@ -1426,7 +1426,7 @@
                 <w:sz w:val="18"/>
                 <w:szCs w:val="18"/>
               </w:rPr>
-              <w:t xml:space="preserve">Measures of Central Tendency for Grouped Data — Cracking the Maize Price Mystery at Scale</w:t>
+              <w:t xml:space="preserve">Frequency Polygons and Comparing Roads: Same Mean, Different Shape</w:t>
             </w:r>
           </w:p>
         </w:tc>
@@ -1458,7 +1458,7 @@
                 <w:sz w:val="18"/>
                 <w:szCs w:val="18"/>
               </w:rPr>
-              <w:t xml:space="preserve">Learners observed the grouped frequency distribution table of 40 Wakulima Market maize flour prices organised into 8 class intervals, completed the cumulative frequency column, and filled in a deviation table using an assumed mean of 72 Ksh.</w:t>
+              <w:t xml:space="preserve">We drew the Thika Road frequency polygon (20 gaps, classes of width 200 m) by plotting (100,5), (300,9), (500,0), (700,2), (900,1), (1100,3), closed at (-100,0) and (1300,0), and drew the Mombasa Road (Embakasi) polygon with frequencies 4, 8, 5, 2, 1, 0 on the same axes, by hand and with a spreadsheet.</w:t>
             </w:r>
           </w:p>
         </w:tc>
@@ -1490,7 +1490,7 @@
                 <w:sz w:val="18"/>
                 <w:szCs w:val="18"/>
               </w:rPr>
-              <w:t xml:space="preserve">Learners learned how to estimate the mean of grouped data using the assumed-mean/deviation method, identify the modal class and its midpoint as the estimated mode, and apply the median interpolation formula (Median = L + [(n/2 − F)/f] × h) to find the median class and estimated median value.</w:t>
+              <w:t xml:space="preserve">A frequency polygon plots (midpoint, frequency), joins the points with straight lines and is closed on the axis at both ends. Putting two polygons on the same axes lets us compare their shape and spread. The grouped means are similar (Thika Road 440 m, Mombasa Road 380 m) and both have the modal class 200 to &lt;400.</w:t>
             </w:r>
           </w:p>
         </w:tc>
@@ -1522,7 +1522,7 @@
                 <w:sz w:val="18"/>
                 <w:szCs w:val="18"/>
               </w:rPr>
-              <w:t xml:space="preserve">Learners explained that all three measures of central tendency — mean (≈72.7 Ksh), modal class midpoint (72 Ksh) and median (≈73.2 Ksh) — converge around 72–73 Ksh, consistent with the neighbour's experience of typical days, while the family's experience reflects rare high-price days and spread. The family's perceived variation must therefore be about the spread of prices around that centre, not about the centre itself — a question that drives the next lesson.</w:t>
+              <w:t xml:space="preserve">The officer's claim is true but incomplete. Similar averages can hide different shapes: Thika Road has a second small rise at 1000 to &lt;1200 m and long gaps, while Mombasa Road is a single hump with no gap of 1000 m or more. One average cannot show where pedestrians are at risk, so we use the polygon together with the median, mode and the long stretch G9-G14. This is one morning's sample and should be repeated.</w:t>
             </w:r>
           </w:p>
         </w:tc>
@@ -1575,7 +1575,7 @@
                 <w:sz w:val="18"/>
                 <w:szCs w:val="18"/>
               </w:rPr>
-              <w:t xml:space="preserve">Which Number Tells the Truth? — Final Explanation: Mean, Mode and Median of the Maize Price Data</w:t>
+              <w:t xml:space="preserve">Interpreting, Recommending and Presenting Findings: Where Is the Road Really Unsafe?</w:t>
             </w:r>
           </w:p>
         </w:tc>
@@ -1607,7 +1607,7 @@
                 <w:sz w:val="18"/>
                 <w:szCs w:val="18"/>
               </w:rPr>
-              <w:t xml:space="preserve">Learners observed that when a single extreme price (KSh 45 mandazi spike; analogous to the Rift Valley-shortage maize price spike) is included in a data set, the mean is pulled noticeably higher than both the median and the mode — even though the extreme value occurred only once. They also observed, by completing the DQB Closure Ceremony, that every question posted across eight lessons now has an evidence-based answer.</w:t>
+              <w:t xml:space="preserve">What we observed: On the 8,000 m stretch of Thika Road (20-gap sample), the mean gap is 400 m but the median is 250 m and the mode is 200 m. 14 of 20 gaps are 300 m or shorter, while six gaps of 600 m to 1,100 m (G9-G14) form a 5,250 m long stretch including the school gate. In this stretch 140 of 182 undesignated crossers (77%) and 9 of 12 near-misses were recorded. The Mombasa Road polygon has a similar mean (380 m) but no gap of 1000 m or more.</w:t>
             </w:r>
           </w:p>
         </w:tc>
@@ -1639,7 +1639,7 @@
                 <w:sz w:val="18"/>
                 <w:szCs w:val="18"/>
               </w:rPr>
-              <w:t xml:space="preserve">The mean of ungrouped data (Σfx ÷ Σf) is sensitive to outliers and can misrepresent the 'typical' value experienced by most people. The median and mode are more resistant to extreme values. The choice of which measure to report is a deliberate decision with real consequences for how data tells its story — and for whether that story is honest. For the Wakulima Market maize price data: mean ≈ KSh 105.10, median ≈ KSh 103, and the mode reflects the most commonly charged price; the family budgeting for weekly shopping should use the median or mode for a realistic typical-day estimate.</w:t>
+              <w:t xml:space="preserve">What we learned: A mean is a useful summary but it can be pulled up by a few very long gaps and hide where people are at risk. Median, mode, grouped tables, histograms and frequency polygons show spread and shape, and together they reveal the danger. Statistics helps us check claims, make informed decisions and communicate with the community. A one-morning sample must be repeated before we are certain.</w:t>
             </w:r>
           </w:p>
         </w:tc>
@@ -1671,7 +1671,7 @@
                 <w:sz w:val="18"/>
                 <w:szCs w:val="18"/>
               </w:rPr>
-              <w:t xml:space="preserve">Both the Nairobi family and their neighbour were telling the truth as they experienced it. The neighbour, shopping on typical days, encountered prices clustered near the mode and median — so prices felt 'always about the same.' The family, whose data included days with a Rift Valley supply-shortage spike, experienced genuine price variation — and their mean was inflated by those rare high-price days. Statistics resolves the mystery not by declaring one person wrong, but by showing that different measures capture different aspects of reality — and that choosing the right measure depends on the question you are trying to answer and the decisions that rest on it.</w:t>
+              <w:t xml:space="preserve">What we can now explain: The officer's claim that the average gap is about 400 m is true but incomplete. Because six very long gaps cluster in one stretch near the school gate, the mean looks reassuring while most undesignated crossings and near-misses occur there. We recommend extra crossing points (for example a zebra crossing or footbridge near the school gate and in the 1000 to &lt;1200 m gaps) and a repeat count, and we presented this evidence to the school administration, parents and community leaders.</w:t>
             </w:r>
           </w:p>
         </w:tc>
@@ -1795,7 +1795,7 @@
         </w:rPr>
         <w:t xml:space="preserve">© 2026 SeaVuria and ARES. This work is licensed under a </w:t>
       </w:r>
-      <w:hyperlink w:history="1" r:id="rIdoxvoxxanw9gddpmt8jidr">
+      <w:hyperlink w:history="1" r:id="rIdwflc_ltxw4d1ntkcg1csp">
         <w:r>
           <w:rPr>
             <w:rFonts w:ascii="Arial" w:cs="Arial" w:eastAsia="Arial" w:hAnsi="Arial"/>
@@ -1815,7 +1815,7 @@
         </w:rPr>
         <w:t xml:space="preserve"> (</w:t>
       </w:r>
-      <w:hyperlink w:history="1" r:id="rIdge7kn3pcdci4kjolaztj2">
+      <w:hyperlink w:history="1" r:id="rIdhhup2egfuhys_m2i_zuub">
         <w:r>
           <w:rPr>
             <w:rFonts w:ascii="Arial" w:cs="Arial" w:eastAsia="Arial" w:hAnsi="Arial"/>
@@ -1835,7 +1835,7 @@
         </w:rPr>
         <w:t xml:space="preserve">). To view a copy of this license, visit </w:t>
       </w:r>
-      <w:hyperlink w:history="1" r:id="rIdnhddo8fq-rxlpqx-kocwf">
+      <w:hyperlink w:history="1" r:id="rIdizo2o1ddprevobncu58ar">
         <w:r>
           <w:rPr>
             <w:rFonts w:ascii="Arial" w:cs="Arial" w:eastAsia="Arial" w:hAnsi="Arial"/>

--- a/data/outputs/v2/Core_Mathematics/SS3.1_Statistics_I/Core_Mathematics_Statistics_I_SummaryTable.docx
+++ b/data/outputs/v2/Core_Mathematics/SS3.1_Statistics_I/Core_Mathematics_Statistics_I_SummaryTable.docx
@@ -1795,7 +1795,7 @@
         </w:rPr>
         <w:t xml:space="preserve">© 2026 SeaVuria and ARES. This work is licensed under a </w:t>
       </w:r>
-      <w:hyperlink w:history="1" r:id="rIdwflc_ltxw4d1ntkcg1csp">
+      <w:hyperlink w:history="1" r:id="rIdqow8rr5b7uyonfkzmznw4">
         <w:r>
           <w:rPr>
             <w:rFonts w:ascii="Arial" w:cs="Arial" w:eastAsia="Arial" w:hAnsi="Arial"/>
@@ -1815,7 +1815,7 @@
         </w:rPr>
         <w:t xml:space="preserve"> (</w:t>
       </w:r>
-      <w:hyperlink w:history="1" r:id="rIdhhup2egfuhys_m2i_zuub">
+      <w:hyperlink w:history="1" r:id="rIdgglhut8ix3ms16jsup7er">
         <w:r>
           <w:rPr>
             <w:rFonts w:ascii="Arial" w:cs="Arial" w:eastAsia="Arial" w:hAnsi="Arial"/>
@@ -1835,7 +1835,7 @@
         </w:rPr>
         <w:t xml:space="preserve">). To view a copy of this license, visit </w:t>
       </w:r>
-      <w:hyperlink w:history="1" r:id="rIdizo2o1ddprevobncu58ar">
+      <w:hyperlink w:history="1" r:id="rIdicgv5tnk-wbztbeeitoyc">
         <w:r>
           <w:rPr>
             <w:rFonts w:ascii="Arial" w:cs="Arial" w:eastAsia="Arial" w:hAnsi="Arial"/>

--- a/data/outputs/v2/Core_Mathematics/SS3.1_Statistics_I/Core_Mathematics_Statistics_I_SummaryTable.docx
+++ b/data/outputs/v2/Core_Mathematics/SS3.1_Statistics_I/Core_Mathematics_Statistics_I_SummaryTable.docx
@@ -4,6 +4,7 @@
   <w:body>
     <w:p>
       <w:pPr>
+        <w:keepNext w:val="false"/>
         <w:spacing w:after="30" w:before="0"/>
         <w:jc w:val="center"/>
       </w:pPr>
@@ -23,6 +24,7 @@
     </w:p>
     <w:p>
       <w:pPr>
+        <w:keepNext w:val="false"/>
         <w:spacing w:after="60" w:before="0"/>
         <w:jc w:val="center"/>
       </w:pPr>
@@ -81,6 +83,7 @@
           </w:tcPr>
           <w:p>
             <w:pPr>
+              <w:keepNext w:val="false"/>
               <w:spacing w:after="40" w:before="0"/>
               <w:jc w:val="center"/>
             </w:pPr>
@@ -115,6 +118,7 @@
           </w:tcPr>
           <w:p>
             <w:pPr>
+              <w:keepNext w:val="false"/>
               <w:spacing w:after="40" w:before="0"/>
               <w:jc w:val="left"/>
             </w:pPr>
@@ -147,6 +151,7 @@
           </w:tcPr>
           <w:p>
             <w:pPr>
+              <w:keepNext w:val="false"/>
               <w:spacing w:after="40" w:before="0"/>
               <w:jc w:val="left"/>
             </w:pPr>
@@ -181,6 +186,7 @@
           </w:tcPr>
           <w:p>
             <w:pPr>
+              <w:keepNext w:val="false"/>
               <w:spacing w:after="40" w:before="0"/>
               <w:jc w:val="left"/>
             </w:pPr>
@@ -213,6 +219,7 @@
           </w:tcPr>
           <w:p>
             <w:pPr>
+              <w:keepNext w:val="false"/>
               <w:spacing w:after="40" w:before="0"/>
               <w:jc w:val="left"/>
             </w:pPr>
@@ -273,6 +280,7 @@
           </w:tcPr>
           <w:p>
             <w:pPr>
+              <w:keepNext w:val="false"/>
               <w:spacing w:after="40" w:before="0"/>
               <w:jc w:val="center"/>
             </w:pPr>
@@ -307,6 +315,7 @@
           </w:tcPr>
           <w:p>
             <w:pPr>
+              <w:keepNext w:val="false"/>
               <w:spacing w:after="40" w:before="0"/>
               <w:jc w:val="left"/>
             </w:pPr>
@@ -369,6 +378,7 @@
           </w:tcPr>
           <w:p>
             <w:pPr>
+              <w:keepNext w:val="false"/>
               <w:spacing w:after="40" w:before="0"/>
               <w:jc w:val="left"/>
             </w:pPr>
@@ -401,6 +411,7 @@
           </w:tcPr>
           <w:p>
             <w:pPr>
+              <w:keepNext w:val="false"/>
               <w:spacing w:after="40" w:before="0"/>
               <w:jc w:val="left"/>
             </w:pPr>
@@ -433,6 +444,7 @@
           </w:tcPr>
           <w:p>
             <w:pPr>
+              <w:keepNext w:val="false"/>
               <w:spacing w:after="40" w:before="0"/>
               <w:jc w:val="left"/>
             </w:pPr>
@@ -465,6 +477,7 @@
           </w:tcPr>
           <w:p>
             <w:pPr>
+              <w:keepNext w:val="false"/>
               <w:spacing w:after="40" w:before="0"/>
               <w:jc w:val="left"/>
             </w:pPr>
@@ -499,6 +512,7 @@
           </w:tcPr>
           <w:p>
             <w:pPr>
+              <w:keepNext w:val="false"/>
               <w:spacing w:after="40" w:before="0"/>
               <w:jc w:val="left"/>
             </w:pPr>
@@ -518,6 +532,7 @@
           </w:p>
           <w:p>
             <w:pPr>
+              <w:keepNext w:val="false"/>
               <w:spacing w:after="40" w:before="0"/>
               <w:jc w:val="left"/>
             </w:pPr>
@@ -550,6 +565,7 @@
           </w:tcPr>
           <w:p>
             <w:pPr>
+              <w:keepNext w:val="false"/>
               <w:spacing w:after="40" w:before="0"/>
               <w:jc w:val="left"/>
             </w:pPr>
@@ -582,6 +598,7 @@
           </w:tcPr>
           <w:p>
             <w:pPr>
+              <w:keepNext w:val="false"/>
               <w:spacing w:after="40" w:before="0"/>
               <w:jc w:val="left"/>
             </w:pPr>
@@ -614,6 +631,7 @@
           </w:tcPr>
           <w:p>
             <w:pPr>
+              <w:keepNext w:val="false"/>
               <w:spacing w:after="40" w:before="0"/>
               <w:jc w:val="left"/>
             </w:pPr>
@@ -648,6 +666,7 @@
           </w:tcPr>
           <w:p>
             <w:pPr>
+              <w:keepNext w:val="false"/>
               <w:spacing w:after="40" w:before="0"/>
               <w:jc w:val="left"/>
             </w:pPr>
@@ -667,6 +686,7 @@
           </w:p>
           <w:p>
             <w:pPr>
+              <w:keepNext w:val="false"/>
               <w:spacing w:after="40" w:before="0"/>
               <w:jc w:val="left"/>
             </w:pPr>
@@ -699,6 +719,7 @@
           </w:tcPr>
           <w:p>
             <w:pPr>
+              <w:keepNext w:val="false"/>
               <w:spacing w:after="40" w:before="0"/>
               <w:jc w:val="left"/>
             </w:pPr>
@@ -731,6 +752,7 @@
           </w:tcPr>
           <w:p>
             <w:pPr>
+              <w:keepNext w:val="false"/>
               <w:spacing w:after="40" w:before="0"/>
               <w:jc w:val="left"/>
             </w:pPr>
@@ -763,6 +785,7 @@
           </w:tcPr>
           <w:p>
             <w:pPr>
+              <w:keepNext w:val="false"/>
               <w:spacing w:after="40" w:before="0"/>
               <w:jc w:val="left"/>
             </w:pPr>
@@ -797,6 +820,7 @@
           </w:tcPr>
           <w:p>
             <w:pPr>
+              <w:keepNext w:val="false"/>
               <w:spacing w:after="40" w:before="0"/>
               <w:jc w:val="left"/>
             </w:pPr>
@@ -816,6 +840,7 @@
           </w:p>
           <w:p>
             <w:pPr>
+              <w:keepNext w:val="false"/>
               <w:spacing w:after="40" w:before="0"/>
               <w:jc w:val="left"/>
             </w:pPr>
@@ -848,6 +873,7 @@
           </w:tcPr>
           <w:p>
             <w:pPr>
+              <w:keepNext w:val="false"/>
               <w:spacing w:after="40" w:before="0"/>
               <w:jc w:val="left"/>
             </w:pPr>
@@ -880,6 +906,7 @@
           </w:tcPr>
           <w:p>
             <w:pPr>
+              <w:keepNext w:val="false"/>
               <w:spacing w:after="40" w:before="0"/>
               <w:jc w:val="left"/>
             </w:pPr>
@@ -912,6 +939,7 @@
           </w:tcPr>
           <w:p>
             <w:pPr>
+              <w:keepNext w:val="false"/>
               <w:spacing w:after="40" w:before="0"/>
               <w:jc w:val="left"/>
             </w:pPr>
@@ -946,6 +974,7 @@
           </w:tcPr>
           <w:p>
             <w:pPr>
+              <w:keepNext w:val="false"/>
               <w:spacing w:after="40" w:before="0"/>
               <w:jc w:val="left"/>
             </w:pPr>
@@ -965,6 +994,7 @@
           </w:p>
           <w:p>
             <w:pPr>
+              <w:keepNext w:val="false"/>
               <w:spacing w:after="40" w:before="0"/>
               <w:jc w:val="left"/>
             </w:pPr>
@@ -997,6 +1027,7 @@
           </w:tcPr>
           <w:p>
             <w:pPr>
+              <w:keepNext w:val="false"/>
               <w:spacing w:after="40" w:before="0"/>
               <w:jc w:val="left"/>
             </w:pPr>
@@ -1029,6 +1060,7 @@
           </w:tcPr>
           <w:p>
             <w:pPr>
+              <w:keepNext w:val="false"/>
               <w:spacing w:after="40" w:before="0"/>
               <w:jc w:val="left"/>
             </w:pPr>
@@ -1061,6 +1093,7 @@
           </w:tcPr>
           <w:p>
             <w:pPr>
+              <w:keepNext w:val="false"/>
               <w:spacing w:after="40" w:before="0"/>
               <w:jc w:val="left"/>
             </w:pPr>
@@ -1095,6 +1128,7 @@
           </w:tcPr>
           <w:p>
             <w:pPr>
+              <w:keepNext w:val="false"/>
               <w:spacing w:after="40" w:before="0"/>
               <w:jc w:val="left"/>
             </w:pPr>
@@ -1114,6 +1148,7 @@
           </w:p>
           <w:p>
             <w:pPr>
+              <w:keepNext w:val="false"/>
               <w:spacing w:after="40" w:before="0"/>
               <w:jc w:val="left"/>
             </w:pPr>
@@ -1146,6 +1181,7 @@
           </w:tcPr>
           <w:p>
             <w:pPr>
+              <w:keepNext w:val="false"/>
               <w:spacing w:after="40" w:before="0"/>
               <w:jc w:val="left"/>
             </w:pPr>
@@ -1178,6 +1214,7 @@
           </w:tcPr>
           <w:p>
             <w:pPr>
+              <w:keepNext w:val="false"/>
               <w:spacing w:after="40" w:before="0"/>
               <w:jc w:val="left"/>
             </w:pPr>
@@ -1210,6 +1247,7 @@
           </w:tcPr>
           <w:p>
             <w:pPr>
+              <w:keepNext w:val="false"/>
               <w:spacing w:after="40" w:before="0"/>
               <w:jc w:val="left"/>
             </w:pPr>
@@ -1244,6 +1282,7 @@
           </w:tcPr>
           <w:p>
             <w:pPr>
+              <w:keepNext w:val="false"/>
               <w:spacing w:after="40" w:before="0"/>
               <w:jc w:val="left"/>
             </w:pPr>
@@ -1263,6 +1302,7 @@
           </w:p>
           <w:p>
             <w:pPr>
+              <w:keepNext w:val="false"/>
               <w:spacing w:after="40" w:before="0"/>
               <w:jc w:val="left"/>
             </w:pPr>
@@ -1295,6 +1335,7 @@
           </w:tcPr>
           <w:p>
             <w:pPr>
+              <w:keepNext w:val="false"/>
               <w:spacing w:after="40" w:before="0"/>
               <w:jc w:val="left"/>
             </w:pPr>
@@ -1327,6 +1368,7 @@
           </w:tcPr>
           <w:p>
             <w:pPr>
+              <w:keepNext w:val="false"/>
               <w:spacing w:after="40" w:before="0"/>
               <w:jc w:val="left"/>
             </w:pPr>
@@ -1359,6 +1401,7 @@
           </w:tcPr>
           <w:p>
             <w:pPr>
+              <w:keepNext w:val="false"/>
               <w:spacing w:after="40" w:before="0"/>
               <w:jc w:val="left"/>
             </w:pPr>
@@ -1393,6 +1436,7 @@
           </w:tcPr>
           <w:p>
             <w:pPr>
+              <w:keepNext w:val="false"/>
               <w:spacing w:after="40" w:before="0"/>
               <w:jc w:val="left"/>
             </w:pPr>
@@ -1412,6 +1456,7 @@
           </w:p>
           <w:p>
             <w:pPr>
+              <w:keepNext w:val="false"/>
               <w:spacing w:after="40" w:before="0"/>
               <w:jc w:val="left"/>
             </w:pPr>
@@ -1444,6 +1489,7 @@
           </w:tcPr>
           <w:p>
             <w:pPr>
+              <w:keepNext w:val="false"/>
               <w:spacing w:after="40" w:before="0"/>
               <w:jc w:val="left"/>
             </w:pPr>
@@ -1476,6 +1522,7 @@
           </w:tcPr>
           <w:p>
             <w:pPr>
+              <w:keepNext w:val="false"/>
               <w:spacing w:after="40" w:before="0"/>
               <w:jc w:val="left"/>
             </w:pPr>
@@ -1508,6 +1555,7 @@
           </w:tcPr>
           <w:p>
             <w:pPr>
+              <w:keepNext w:val="false"/>
               <w:spacing w:after="40" w:before="0"/>
               <w:jc w:val="left"/>
             </w:pPr>
@@ -1542,6 +1590,7 @@
           </w:tcPr>
           <w:p>
             <w:pPr>
+              <w:keepNext w:val="false"/>
               <w:spacing w:after="40" w:before="0"/>
               <w:jc w:val="left"/>
             </w:pPr>
@@ -1561,6 +1610,7 @@
           </w:p>
           <w:p>
             <w:pPr>
+              <w:keepNext w:val="false"/>
               <w:spacing w:after="40" w:before="0"/>
               <w:jc w:val="left"/>
             </w:pPr>
@@ -1593,6 +1643,7 @@
           </w:tcPr>
           <w:p>
             <w:pPr>
+              <w:keepNext w:val="false"/>
               <w:spacing w:after="40" w:before="0"/>
               <w:jc w:val="left"/>
             </w:pPr>
@@ -1625,6 +1676,7 @@
           </w:tcPr>
           <w:p>
             <w:pPr>
+              <w:keepNext w:val="false"/>
               <w:spacing w:after="40" w:before="0"/>
               <w:jc w:val="left"/>
             </w:pPr>
@@ -1657,6 +1709,7 @@
           </w:tcPr>
           <w:p>
             <w:pPr>
+              <w:keepNext w:val="false"/>
               <w:spacing w:after="40" w:before="0"/>
               <w:jc w:val="left"/>
             </w:pPr>
@@ -1795,7 +1848,7 @@
         </w:rPr>
         <w:t xml:space="preserve">© 2026 SeaVuria and ARES. This work is licensed under a </w:t>
       </w:r>
-      <w:hyperlink w:history="1" r:id="rIdqow8rr5b7uyonfkzmznw4">
+      <w:hyperlink w:history="1" r:id="rIdhtembufg37_2-9zfupqch">
         <w:r>
           <w:rPr>
             <w:rFonts w:ascii="Arial" w:cs="Arial" w:eastAsia="Arial" w:hAnsi="Arial"/>
@@ -1815,7 +1868,7 @@
         </w:rPr>
         <w:t xml:space="preserve"> (</w:t>
       </w:r>
-      <w:hyperlink w:history="1" r:id="rIdgglhut8ix3ms16jsup7er">
+      <w:hyperlink w:history="1" r:id="rIdwenmyfblixdgso9h1urnu">
         <w:r>
           <w:rPr>
             <w:rFonts w:ascii="Arial" w:cs="Arial" w:eastAsia="Arial" w:hAnsi="Arial"/>
@@ -1835,7 +1888,7 @@
         </w:rPr>
         <w:t xml:space="preserve">). To view a copy of this license, visit </w:t>
       </w:r>
-      <w:hyperlink w:history="1" r:id="rIdicgv5tnk-wbztbeeitoyc">
+      <w:hyperlink w:history="1" r:id="rIdsyureesrzrrai7i50dq80">
         <w:r>
           <w:rPr>
             <w:rFonts w:ascii="Arial" w:cs="Arial" w:eastAsia="Arial" w:hAnsi="Arial"/>

--- a/data/outputs/v2/Core_Mathematics/SS3.1_Statistics_I/Core_Mathematics_Statistics_I_SummaryTable.docx
+++ b/data/outputs/v2/Core_Mathematics/SS3.1_Statistics_I/Core_Mathematics_Statistics_I_SummaryTable.docx
@@ -1848,7 +1848,7 @@
         </w:rPr>
         <w:t xml:space="preserve">© 2026 SeaVuria and ARES. This work is licensed under a </w:t>
       </w:r>
-      <w:hyperlink w:history="1" r:id="rIdhtembufg37_2-9zfupqch">
+      <w:hyperlink w:history="1" r:id="rId-d-s4v1xvql4mxfqs99qf">
         <w:r>
           <w:rPr>
             <w:rFonts w:ascii="Arial" w:cs="Arial" w:eastAsia="Arial" w:hAnsi="Arial"/>
@@ -1868,7 +1868,7 @@
         </w:rPr>
         <w:t xml:space="preserve"> (</w:t>
       </w:r>
-      <w:hyperlink w:history="1" r:id="rIdwenmyfblixdgso9h1urnu">
+      <w:hyperlink w:history="1" r:id="rIdp7t0i2dkbjyco-aamcfqo">
         <w:r>
           <w:rPr>
             <w:rFonts w:ascii="Arial" w:cs="Arial" w:eastAsia="Arial" w:hAnsi="Arial"/>
@@ -1888,7 +1888,7 @@
         </w:rPr>
         <w:t xml:space="preserve">). To view a copy of this license, visit </w:t>
       </w:r>
-      <w:hyperlink w:history="1" r:id="rIdsyureesrzrrai7i50dq80">
+      <w:hyperlink w:history="1" r:id="rIdfry0x8bogfsgvs8sau7zc">
         <w:r>
           <w:rPr>
             <w:rFonts w:ascii="Arial" w:cs="Arial" w:eastAsia="Arial" w:hAnsi="Arial"/>
